--- a/docs/ecostats_lectures/lecture_11/11_02_class_activity.docx
+++ b/docs/ecostats_lectures/lecture_11/11_02_class_activity.docx
@@ -16,6 +16,832 @@
       </w:pPr>
       <w:r>
         <w:t xml:space="preserve">Bill Perry</w:t>
+      </w:r>
+    </w:p>
+    <w:p>
+      <w:pPr>
+        <w:pStyle w:val="SourceCode"/>
+      </w:pPr>
+      <w:r>
+        <w:rPr>
+          <w:rStyle w:val="CommentTok"/>
+        </w:rPr>
+        <w:t xml:space="preserve">#| message: false</w:t>
+      </w:r>
+      <w:r>
+        <w:br/>
+      </w:r>
+      <w:r>
+        <w:rPr>
+          <w:rStyle w:val="CommentTok"/>
+        </w:rPr>
+        <w:t xml:space="preserve">#| warning: false</w:t>
+      </w:r>
+      <w:r>
+        <w:br/>
+      </w:r>
+      <w:r>
+        <w:br/>
+      </w:r>
+      <w:r>
+        <w:rPr>
+          <w:rStyle w:val="FunctionTok"/>
+        </w:rPr>
+        <w:t xml:space="preserve">library</w:t>
+      </w:r>
+      <w:r>
+        <w:rPr>
+          <w:rStyle w:val="NormalTok"/>
+        </w:rPr>
+        <w:t xml:space="preserve">(performance)</w:t>
+      </w:r>
+      <w:r>
+        <w:br/>
+      </w:r>
+      <w:r>
+        <w:rPr>
+          <w:rStyle w:val="FunctionTok"/>
+        </w:rPr>
+        <w:t xml:space="preserve">library</w:t>
+      </w:r>
+      <w:r>
+        <w:rPr>
+          <w:rStyle w:val="NormalTok"/>
+        </w:rPr>
+        <w:t xml:space="preserve">(FSA)</w:t>
+      </w:r>
+      <w:r>
+        <w:br/>
+      </w:r>
+      <w:r>
+        <w:rPr>
+          <w:rStyle w:val="FunctionTok"/>
+        </w:rPr>
+        <w:t xml:space="preserve">library</w:t>
+      </w:r>
+      <w:r>
+        <w:rPr>
+          <w:rStyle w:val="NormalTok"/>
+        </w:rPr>
+        <w:t xml:space="preserve">(ggfortify)</w:t>
+      </w:r>
+      <w:r>
+        <w:br/>
+      </w:r>
+      <w:r>
+        <w:rPr>
+          <w:rStyle w:val="FunctionTok"/>
+        </w:rPr>
+        <w:t xml:space="preserve">library</w:t>
+      </w:r>
+      <w:r>
+        <w:rPr>
+          <w:rStyle w:val="NormalTok"/>
+        </w:rPr>
+        <w:t xml:space="preserve">(car)         </w:t>
+      </w:r>
+      <w:r>
+        <w:rPr>
+          <w:rStyle w:val="CommentTok"/>
+        </w:rPr>
+        <w:t xml:space="preserve"># functions for regression diagnostics, ANOVA, and VIF</w:t>
+      </w:r>
+      <w:r>
+        <w:br/>
+      </w:r>
+      <w:r>
+        <w:rPr>
+          <w:rStyle w:val="FunctionTok"/>
+        </w:rPr>
+        <w:t xml:space="preserve">library</w:t>
+      </w:r>
+      <w:r>
+        <w:rPr>
+          <w:rStyle w:val="NormalTok"/>
+        </w:rPr>
+        <w:t xml:space="preserve">(emmeans)     </w:t>
+      </w:r>
+      <w:r>
+        <w:rPr>
+          <w:rStyle w:val="CommentTok"/>
+        </w:rPr>
+        <w:t xml:space="preserve"># calculates and compares adjusted means from statistical models</w:t>
+      </w:r>
+      <w:r>
+        <w:br/>
+      </w:r>
+      <w:r>
+        <w:rPr>
+          <w:rStyle w:val="FunctionTok"/>
+        </w:rPr>
+        <w:t xml:space="preserve">library</w:t>
+      </w:r>
+      <w:r>
+        <w:rPr>
+          <w:rStyle w:val="NormalTok"/>
+        </w:rPr>
+        <w:t xml:space="preserve">(patchwork)   </w:t>
+      </w:r>
+      <w:r>
+        <w:rPr>
+          <w:rStyle w:val="CommentTok"/>
+        </w:rPr>
+        <w:t xml:space="preserve"># Combines multiple ggplot2 plots into a single composite figure</w:t>
+      </w:r>
+      <w:r>
+        <w:br/>
+      </w:r>
+      <w:r>
+        <w:rPr>
+          <w:rStyle w:val="FunctionTok"/>
+        </w:rPr>
+        <w:t xml:space="preserve">library</w:t>
+      </w:r>
+      <w:r>
+        <w:rPr>
+          <w:rStyle w:val="NormalTok"/>
+        </w:rPr>
+        <w:t xml:space="preserve">(broom)       </w:t>
+      </w:r>
+      <w:r>
+        <w:rPr>
+          <w:rStyle w:val="CommentTok"/>
+        </w:rPr>
+        <w:t xml:space="preserve"># Converts statistical model outputs into tidy data frames</w:t>
+      </w:r>
+      <w:r>
+        <w:br/>
+      </w:r>
+      <w:r>
+        <w:rPr>
+          <w:rStyle w:val="FunctionTok"/>
+        </w:rPr>
+        <w:t xml:space="preserve">library</w:t>
+      </w:r>
+      <w:r>
+        <w:rPr>
+          <w:rStyle w:val="NormalTok"/>
+        </w:rPr>
+        <w:t xml:space="preserve">(tidyverse)   </w:t>
+      </w:r>
+      <w:r>
+        <w:rPr>
+          <w:rStyle w:val="CommentTok"/>
+        </w:rPr>
+        <w:t xml:space="preserve"># includes ggplot2, dplyr, tidyr, etc.</w:t>
+      </w:r>
+    </w:p>
+    <w:p>
+      <w:pPr>
+        <w:pStyle w:val="SourceCode"/>
+      </w:pPr>
+      <w:r>
+        <w:rPr>
+          <w:rStyle w:val="CommentTok"/>
+        </w:rPr>
+        <w:t xml:space="preserve">#| message: false</w:t>
+      </w:r>
+      <w:r>
+        <w:br/>
+      </w:r>
+      <w:r>
+        <w:rPr>
+          <w:rStyle w:val="CommentTok"/>
+        </w:rPr>
+        <w:t xml:space="preserve">#| warning: false</w:t>
+      </w:r>
+      <w:r>
+        <w:br/>
+      </w:r>
+      <w:r>
+        <w:rPr>
+          <w:rStyle w:val="CommentTok"/>
+        </w:rPr>
+        <w:t xml:space="preserve">#| paged-print: false</w:t>
+      </w:r>
+      <w:r>
+        <w:br/>
+      </w:r>
+      <w:r>
+        <w:rPr>
+          <w:rStyle w:val="NormalTok"/>
+        </w:rPr>
+        <w:t xml:space="preserve">c_df </w:t>
+      </w:r>
+      <w:r>
+        <w:rPr>
+          <w:rStyle w:val="OtherTok"/>
+        </w:rPr>
+        <w:t xml:space="preserve">&lt;-</w:t>
+      </w:r>
+      <w:r>
+        <w:rPr>
+          <w:rStyle w:val="NormalTok"/>
+        </w:rPr>
+        <w:t xml:space="preserve"> </w:t>
+      </w:r>
+      <w:r>
+        <w:rPr>
+          <w:rStyle w:val="FunctionTok"/>
+        </w:rPr>
+        <w:t xml:space="preserve">tibble</w:t>
+      </w:r>
+      <w:r>
+        <w:rPr>
+          <w:rStyle w:val="NormalTok"/>
+        </w:rPr>
+        <w:t xml:space="preserve">(</w:t>
+      </w:r>
+      <w:r>
+        <w:br/>
+      </w:r>
+      <w:r>
+        <w:rPr>
+          <w:rStyle w:val="NormalTok"/>
+        </w:rPr>
+        <w:t xml:space="preserve">  </w:t>
+      </w:r>
+      <w:r>
+        <w:rPr>
+          <w:rStyle w:val="AttributeTok"/>
+        </w:rPr>
+        <w:t xml:space="preserve">treatment =</w:t>
+      </w:r>
+      <w:r>
+        <w:rPr>
+          <w:rStyle w:val="NormalTok"/>
+        </w:rPr>
+        <w:t xml:space="preserve"> </w:t>
+      </w:r>
+      <w:r>
+        <w:rPr>
+          <w:rStyle w:val="FunctionTok"/>
+        </w:rPr>
+        <w:t xml:space="preserve">rep</w:t>
+      </w:r>
+      <w:r>
+        <w:rPr>
+          <w:rStyle w:val="NormalTok"/>
+        </w:rPr>
+        <w:t xml:space="preserve">(</w:t>
+      </w:r>
+      <w:r>
+        <w:rPr>
+          <w:rStyle w:val="FunctionTok"/>
+        </w:rPr>
+        <w:t xml:space="preserve">c</w:t>
+      </w:r>
+      <w:r>
+        <w:rPr>
+          <w:rStyle w:val="NormalTok"/>
+        </w:rPr>
+        <w:t xml:space="preserve">(</w:t>
+      </w:r>
+      <w:r>
+        <w:rPr>
+          <w:rStyle w:val="StringTok"/>
+        </w:rPr>
+        <w:t xml:space="preserve">"Control"</w:t>
+      </w:r>
+      <w:r>
+        <w:rPr>
+          <w:rStyle w:val="NormalTok"/>
+        </w:rPr>
+        <w:t xml:space="preserve">, </w:t>
+      </w:r>
+      <w:r>
+        <w:rPr>
+          <w:rStyle w:val="StringTok"/>
+        </w:rPr>
+        <w:t xml:space="preserve">"Knees"</w:t>
+      </w:r>
+      <w:r>
+        <w:rPr>
+          <w:rStyle w:val="NormalTok"/>
+        </w:rPr>
+        <w:t xml:space="preserve">, </w:t>
+      </w:r>
+      <w:r>
+        <w:rPr>
+          <w:rStyle w:val="StringTok"/>
+        </w:rPr>
+        <w:t xml:space="preserve">"Eyes"</w:t>
+      </w:r>
+      <w:r>
+        <w:rPr>
+          <w:rStyle w:val="NormalTok"/>
+        </w:rPr>
+        <w:t xml:space="preserve">), </w:t>
+      </w:r>
+      <w:r>
+        <w:rPr>
+          <w:rStyle w:val="AttributeTok"/>
+        </w:rPr>
+        <w:t xml:space="preserve">times =</w:t>
+      </w:r>
+      <w:r>
+        <w:rPr>
+          <w:rStyle w:val="NormalTok"/>
+        </w:rPr>
+        <w:t xml:space="preserve"> </w:t>
+      </w:r>
+      <w:r>
+        <w:rPr>
+          <w:rStyle w:val="FunctionTok"/>
+        </w:rPr>
+        <w:t xml:space="preserve">c</w:t>
+      </w:r>
+      <w:r>
+        <w:rPr>
+          <w:rStyle w:val="NormalTok"/>
+        </w:rPr>
+        <w:t xml:space="preserve">(</w:t>
+      </w:r>
+      <w:r>
+        <w:rPr>
+          <w:rStyle w:val="DecValTok"/>
+        </w:rPr>
+        <w:t xml:space="preserve">8</w:t>
+      </w:r>
+      <w:r>
+        <w:rPr>
+          <w:rStyle w:val="NormalTok"/>
+        </w:rPr>
+        <w:t xml:space="preserve">, </w:t>
+      </w:r>
+      <w:r>
+        <w:rPr>
+          <w:rStyle w:val="DecValTok"/>
+        </w:rPr>
+        <w:t xml:space="preserve">7</w:t>
+      </w:r>
+      <w:r>
+        <w:rPr>
+          <w:rStyle w:val="NormalTok"/>
+        </w:rPr>
+        <w:t xml:space="preserve">, </w:t>
+      </w:r>
+      <w:r>
+        <w:rPr>
+          <w:rStyle w:val="DecValTok"/>
+        </w:rPr>
+        <w:t xml:space="preserve">7</w:t>
+      </w:r>
+      <w:r>
+        <w:rPr>
+          <w:rStyle w:val="NormalTok"/>
+        </w:rPr>
+        <w:t xml:space="preserve">)),</w:t>
+      </w:r>
+      <w:r>
+        <w:br/>
+      </w:r>
+      <w:r>
+        <w:rPr>
+          <w:rStyle w:val="NormalTok"/>
+        </w:rPr>
+        <w:t xml:space="preserve">  </w:t>
+      </w:r>
+      <w:r>
+        <w:rPr>
+          <w:rStyle w:val="AttributeTok"/>
+        </w:rPr>
+        <w:t xml:space="preserve">phase_shift =</w:t>
+      </w:r>
+      <w:r>
+        <w:rPr>
+          <w:rStyle w:val="NormalTok"/>
+        </w:rPr>
+        <w:t xml:space="preserve"> </w:t>
+      </w:r>
+      <w:r>
+        <w:rPr>
+          <w:rStyle w:val="FunctionTok"/>
+        </w:rPr>
+        <w:t xml:space="preserve">c</w:t>
+      </w:r>
+      <w:r>
+        <w:rPr>
+          <w:rStyle w:val="NormalTok"/>
+        </w:rPr>
+        <w:t xml:space="preserve">(</w:t>
+      </w:r>
+      <w:r>
+        <w:rPr>
+          <w:rStyle w:val="FloatTok"/>
+        </w:rPr>
+        <w:t xml:space="preserve">0.53</w:t>
+      </w:r>
+      <w:r>
+        <w:rPr>
+          <w:rStyle w:val="NormalTok"/>
+        </w:rPr>
+        <w:t xml:space="preserve">, </w:t>
+      </w:r>
+      <w:r>
+        <w:rPr>
+          <w:rStyle w:val="FloatTok"/>
+        </w:rPr>
+        <w:t xml:space="preserve">0.36</w:t>
+      </w:r>
+      <w:r>
+        <w:rPr>
+          <w:rStyle w:val="NormalTok"/>
+        </w:rPr>
+        <w:t xml:space="preserve">, </w:t>
+      </w:r>
+      <w:r>
+        <w:rPr>
+          <w:rStyle w:val="FloatTok"/>
+        </w:rPr>
+        <w:t xml:space="preserve">0.20</w:t>
+      </w:r>
+      <w:r>
+        <w:rPr>
+          <w:rStyle w:val="NormalTok"/>
+        </w:rPr>
+        <w:t xml:space="preserve">, </w:t>
+      </w:r>
+      <w:r>
+        <w:rPr>
+          <w:rStyle w:val="SpecialCharTok"/>
+        </w:rPr>
+        <w:t xml:space="preserve">-</w:t>
+      </w:r>
+      <w:r>
+        <w:rPr>
+          <w:rStyle w:val="FloatTok"/>
+        </w:rPr>
+        <w:t xml:space="preserve">0.37</w:t>
+      </w:r>
+      <w:r>
+        <w:rPr>
+          <w:rStyle w:val="NormalTok"/>
+        </w:rPr>
+        <w:t xml:space="preserve">, </w:t>
+      </w:r>
+      <w:r>
+        <w:rPr>
+          <w:rStyle w:val="SpecialCharTok"/>
+        </w:rPr>
+        <w:t xml:space="preserve">-</w:t>
+      </w:r>
+      <w:r>
+        <w:rPr>
+          <w:rStyle w:val="FloatTok"/>
+        </w:rPr>
+        <w:t xml:space="preserve">0.60</w:t>
+      </w:r>
+      <w:r>
+        <w:rPr>
+          <w:rStyle w:val="NormalTok"/>
+        </w:rPr>
+        <w:t xml:space="preserve">, </w:t>
+      </w:r>
+      <w:r>
+        <w:rPr>
+          <w:rStyle w:val="SpecialCharTok"/>
+        </w:rPr>
+        <w:t xml:space="preserve">-</w:t>
+      </w:r>
+      <w:r>
+        <w:rPr>
+          <w:rStyle w:val="FloatTok"/>
+        </w:rPr>
+        <w:t xml:space="preserve">0.64</w:t>
+      </w:r>
+      <w:r>
+        <w:rPr>
+          <w:rStyle w:val="NormalTok"/>
+        </w:rPr>
+        <w:t xml:space="preserve">, </w:t>
+      </w:r>
+      <w:r>
+        <w:rPr>
+          <w:rStyle w:val="SpecialCharTok"/>
+        </w:rPr>
+        <w:t xml:space="preserve">-</w:t>
+      </w:r>
+      <w:r>
+        <w:rPr>
+          <w:rStyle w:val="FloatTok"/>
+        </w:rPr>
+        <w:t xml:space="preserve">0.68</w:t>
+      </w:r>
+      <w:r>
+        <w:rPr>
+          <w:rStyle w:val="NormalTok"/>
+        </w:rPr>
+        <w:t xml:space="preserve">, </w:t>
+      </w:r>
+      <w:r>
+        <w:rPr>
+          <w:rStyle w:val="SpecialCharTok"/>
+        </w:rPr>
+        <w:t xml:space="preserve">-</w:t>
+      </w:r>
+      <w:r>
+        <w:rPr>
+          <w:rStyle w:val="FloatTok"/>
+        </w:rPr>
+        <w:t xml:space="preserve">1.27</w:t>
+      </w:r>
+      <w:r>
+        <w:rPr>
+          <w:rStyle w:val="NormalTok"/>
+        </w:rPr>
+        <w:t xml:space="preserve">,  </w:t>
+      </w:r>
+      <w:r>
+        <w:rPr>
+          <w:rStyle w:val="CommentTok"/>
+        </w:rPr>
+        <w:t xml:space="preserve"># Control</w:t>
+      </w:r>
+      <w:r>
+        <w:br/>
+      </w:r>
+      <w:r>
+        <w:rPr>
+          <w:rStyle w:val="NormalTok"/>
+        </w:rPr>
+        <w:t xml:space="preserve">                 </w:t>
+      </w:r>
+      <w:r>
+        <w:rPr>
+          <w:rStyle w:val="FloatTok"/>
+        </w:rPr>
+        <w:t xml:space="preserve">0.73</w:t>
+      </w:r>
+      <w:r>
+        <w:rPr>
+          <w:rStyle w:val="NormalTok"/>
+        </w:rPr>
+        <w:t xml:space="preserve">, </w:t>
+      </w:r>
+      <w:r>
+        <w:rPr>
+          <w:rStyle w:val="FloatTok"/>
+        </w:rPr>
+        <w:t xml:space="preserve">0.31</w:t>
+      </w:r>
+      <w:r>
+        <w:rPr>
+          <w:rStyle w:val="NormalTok"/>
+        </w:rPr>
+        <w:t xml:space="preserve">, </w:t>
+      </w:r>
+      <w:r>
+        <w:rPr>
+          <w:rStyle w:val="FloatTok"/>
+        </w:rPr>
+        <w:t xml:space="preserve">0.03</w:t>
+      </w:r>
+      <w:r>
+        <w:rPr>
+          <w:rStyle w:val="NormalTok"/>
+        </w:rPr>
+        <w:t xml:space="preserve">, </w:t>
+      </w:r>
+      <w:r>
+        <w:rPr>
+          <w:rStyle w:val="SpecialCharTok"/>
+        </w:rPr>
+        <w:t xml:space="preserve">-</w:t>
+      </w:r>
+      <w:r>
+        <w:rPr>
+          <w:rStyle w:val="FloatTok"/>
+        </w:rPr>
+        <w:t xml:space="preserve">0.29</w:t>
+      </w:r>
+      <w:r>
+        <w:rPr>
+          <w:rStyle w:val="NormalTok"/>
+        </w:rPr>
+        <w:t xml:space="preserve">, </w:t>
+      </w:r>
+      <w:r>
+        <w:rPr>
+          <w:rStyle w:val="SpecialCharTok"/>
+        </w:rPr>
+        <w:t xml:space="preserve">-</w:t>
+      </w:r>
+      <w:r>
+        <w:rPr>
+          <w:rStyle w:val="FloatTok"/>
+        </w:rPr>
+        <w:t xml:space="preserve">0.56</w:t>
+      </w:r>
+      <w:r>
+        <w:rPr>
+          <w:rStyle w:val="NormalTok"/>
+        </w:rPr>
+        <w:t xml:space="preserve">, </w:t>
+      </w:r>
+      <w:r>
+        <w:rPr>
+          <w:rStyle w:val="SpecialCharTok"/>
+        </w:rPr>
+        <w:t xml:space="preserve">-</w:t>
+      </w:r>
+      <w:r>
+        <w:rPr>
+          <w:rStyle w:val="FloatTok"/>
+        </w:rPr>
+        <w:t xml:space="preserve">0.96</w:t>
+      </w:r>
+      <w:r>
+        <w:rPr>
+          <w:rStyle w:val="NormalTok"/>
+        </w:rPr>
+        <w:t xml:space="preserve">, </w:t>
+      </w:r>
+      <w:r>
+        <w:rPr>
+          <w:rStyle w:val="SpecialCharTok"/>
+        </w:rPr>
+        <w:t xml:space="preserve">-</w:t>
+      </w:r>
+      <w:r>
+        <w:rPr>
+          <w:rStyle w:val="FloatTok"/>
+        </w:rPr>
+        <w:t xml:space="preserve">1.61</w:t>
+      </w:r>
+      <w:r>
+        <w:rPr>
+          <w:rStyle w:val="NormalTok"/>
+        </w:rPr>
+        <w:t xml:space="preserve">,          </w:t>
+      </w:r>
+      <w:r>
+        <w:rPr>
+          <w:rStyle w:val="CommentTok"/>
+        </w:rPr>
+        <w:t xml:space="preserve"># Knees</w:t>
+      </w:r>
+      <w:r>
+        <w:br/>
+      </w:r>
+      <w:r>
+        <w:rPr>
+          <w:rStyle w:val="NormalTok"/>
+        </w:rPr>
+        <w:t xml:space="preserve">                 </w:t>
+      </w:r>
+      <w:r>
+        <w:rPr>
+          <w:rStyle w:val="SpecialCharTok"/>
+        </w:rPr>
+        <w:t xml:space="preserve">-</w:t>
+      </w:r>
+      <w:r>
+        <w:rPr>
+          <w:rStyle w:val="FloatTok"/>
+        </w:rPr>
+        <w:t xml:space="preserve">0.78</w:t>
+      </w:r>
+      <w:r>
+        <w:rPr>
+          <w:rStyle w:val="NormalTok"/>
+        </w:rPr>
+        <w:t xml:space="preserve">, </w:t>
+      </w:r>
+      <w:r>
+        <w:rPr>
+          <w:rStyle w:val="SpecialCharTok"/>
+        </w:rPr>
+        <w:t xml:space="preserve">-</w:t>
+      </w:r>
+      <w:r>
+        <w:rPr>
+          <w:rStyle w:val="FloatTok"/>
+        </w:rPr>
+        <w:t xml:space="preserve">0.86</w:t>
+      </w:r>
+      <w:r>
+        <w:rPr>
+          <w:rStyle w:val="NormalTok"/>
+        </w:rPr>
+        <w:t xml:space="preserve">, </w:t>
+      </w:r>
+      <w:r>
+        <w:rPr>
+          <w:rStyle w:val="SpecialCharTok"/>
+        </w:rPr>
+        <w:t xml:space="preserve">-</w:t>
+      </w:r>
+      <w:r>
+        <w:rPr>
+          <w:rStyle w:val="FloatTok"/>
+        </w:rPr>
+        <w:t xml:space="preserve">1.35</w:t>
+      </w:r>
+      <w:r>
+        <w:rPr>
+          <w:rStyle w:val="NormalTok"/>
+        </w:rPr>
+        <w:t xml:space="preserve">, </w:t>
+      </w:r>
+      <w:r>
+        <w:rPr>
+          <w:rStyle w:val="SpecialCharTok"/>
+        </w:rPr>
+        <w:t xml:space="preserve">-</w:t>
+      </w:r>
+      <w:r>
+        <w:rPr>
+          <w:rStyle w:val="FloatTok"/>
+        </w:rPr>
+        <w:t xml:space="preserve">1.48</w:t>
+      </w:r>
+      <w:r>
+        <w:rPr>
+          <w:rStyle w:val="NormalTok"/>
+        </w:rPr>
+        <w:t xml:space="preserve">, </w:t>
+      </w:r>
+      <w:r>
+        <w:rPr>
+          <w:rStyle w:val="SpecialCharTok"/>
+        </w:rPr>
+        <w:t xml:space="preserve">-</w:t>
+      </w:r>
+      <w:r>
+        <w:rPr>
+          <w:rStyle w:val="FloatTok"/>
+        </w:rPr>
+        <w:t xml:space="preserve">1.52</w:t>
+      </w:r>
+      <w:r>
+        <w:rPr>
+          <w:rStyle w:val="NormalTok"/>
+        </w:rPr>
+        <w:t xml:space="preserve">, </w:t>
+      </w:r>
+      <w:r>
+        <w:rPr>
+          <w:rStyle w:val="SpecialCharTok"/>
+        </w:rPr>
+        <w:t xml:space="preserve">-</w:t>
+      </w:r>
+      <w:r>
+        <w:rPr>
+          <w:rStyle w:val="FloatTok"/>
+        </w:rPr>
+        <w:t xml:space="preserve">2.04</w:t>
+      </w:r>
+      <w:r>
+        <w:rPr>
+          <w:rStyle w:val="NormalTok"/>
+        </w:rPr>
+        <w:t xml:space="preserve">, </w:t>
+      </w:r>
+      <w:r>
+        <w:rPr>
+          <w:rStyle w:val="SpecialCharTok"/>
+        </w:rPr>
+        <w:t xml:space="preserve">-</w:t>
+      </w:r>
+      <w:r>
+        <w:rPr>
+          <w:rStyle w:val="FloatTok"/>
+        </w:rPr>
+        <w:t xml:space="preserve">2.83</w:t>
+      </w:r>
+      <w:r>
+        <w:rPr>
+          <w:rStyle w:val="NormalTok"/>
+        </w:rPr>
+        <w:t xml:space="preserve">)       </w:t>
+      </w:r>
+      <w:r>
+        <w:rPr>
+          <w:rStyle w:val="CommentTok"/>
+        </w:rPr>
+        <w:t xml:space="preserve"># Eyes</w:t>
+      </w:r>
+      <w:r>
+        <w:br/>
+      </w:r>
+      <w:r>
+        <w:rPr>
+          <w:rStyle w:val="NormalTok"/>
+        </w:rPr>
+        <w:t xml:space="preserve">)</w:t>
+      </w:r>
+      <w:r>
+        <w:br/>
+      </w:r>
+      <w:r>
+        <w:br/>
+      </w:r>
+      <w:r>
+        <w:rPr>
+          <w:rStyle w:val="NormalTok"/>
+        </w:rPr>
+        <w:t xml:space="preserve">c_df</w:t>
       </w:r>
     </w:p>
     <w:p>
@@ -578,6 +1404,104 @@
         <w:pStyle w:val="SourceCode"/>
       </w:pPr>
       <w:r>
+        <w:rPr>
+          <w:rStyle w:val="CommentTok"/>
+        </w:rPr>
+        <w:t xml:space="preserve">#| paged-print: false</w:t>
+      </w:r>
+      <w:r>
+        <w:br/>
+      </w:r>
+      <w:r>
+        <w:br/>
+      </w:r>
+      <w:r>
+        <w:rPr>
+          <w:rStyle w:val="CommentTok"/>
+        </w:rPr>
+        <w:t xml:space="preserve"># Fit ANOVA model_aov</w:t>
+      </w:r>
+      <w:r>
+        <w:br/>
+      </w:r>
+      <w:r>
+        <w:rPr>
+          <w:rStyle w:val="NormalTok"/>
+        </w:rPr>
+        <w:t xml:space="preserve">model_aov </w:t>
+      </w:r>
+      <w:r>
+        <w:rPr>
+          <w:rStyle w:val="OtherTok"/>
+        </w:rPr>
+        <w:t xml:space="preserve">&lt;-</w:t>
+      </w:r>
+      <w:r>
+        <w:rPr>
+          <w:rStyle w:val="NormalTok"/>
+        </w:rPr>
+        <w:t xml:space="preserve"> </w:t>
+      </w:r>
+      <w:r>
+        <w:rPr>
+          <w:rStyle w:val="FunctionTok"/>
+        </w:rPr>
+        <w:t xml:space="preserve">lm</w:t>
+      </w:r>
+      <w:r>
+        <w:rPr>
+          <w:rStyle w:val="NormalTok"/>
+        </w:rPr>
+        <w:t xml:space="preserve">(phase_shift </w:t>
+      </w:r>
+      <w:r>
+        <w:rPr>
+          <w:rStyle w:val="SpecialCharTok"/>
+        </w:rPr>
+        <w:t xml:space="preserve">~</w:t>
+      </w:r>
+      <w:r>
+        <w:rPr>
+          <w:rStyle w:val="NormalTok"/>
+        </w:rPr>
+        <w:t xml:space="preserve"> treatment, </w:t>
+      </w:r>
+      <w:r>
+        <w:rPr>
+          <w:rStyle w:val="AttributeTok"/>
+        </w:rPr>
+        <w:t xml:space="preserve">data =</w:t>
+      </w:r>
+      <w:r>
+        <w:rPr>
+          <w:rStyle w:val="NormalTok"/>
+        </w:rPr>
+        <w:t xml:space="preserve"> c_df)</w:t>
+      </w:r>
+      <w:r>
+        <w:br/>
+      </w:r>
+      <w:r>
+        <w:br/>
+      </w:r>
+      <w:r>
+        <w:rPr>
+          <w:rStyle w:val="FunctionTok"/>
+        </w:rPr>
+        <w:t xml:space="preserve">summary</w:t>
+      </w:r>
+      <w:r>
+        <w:rPr>
+          <w:rStyle w:val="NormalTok"/>
+        </w:rPr>
+        <w:t xml:space="preserve">(model_aov)</w:t>
+      </w:r>
+    </w:p>
+    <w:p>
+      <w:pPr>
+        <w:pStyle w:val="SourceCode"/>
+      </w:pPr>
+      <w:r>
         <w:br/>
       </w:r>
       <w:r>
@@ -1320,6 +2244,144 @@
       </w:pPr>
       <w:r>
         <w:rPr>
+          <w:rStyle w:val="CommentTok"/>
+        </w:rPr>
+        <w:t xml:space="preserve">#| message: false</w:t>
+      </w:r>
+      <w:r>
+        <w:br/>
+      </w:r>
+      <w:r>
+        <w:rPr>
+          <w:rStyle w:val="CommentTok"/>
+        </w:rPr>
+        <w:t xml:space="preserve">#| warning: false</w:t>
+      </w:r>
+      <w:r>
+        <w:br/>
+      </w:r>
+      <w:r>
+        <w:rPr>
+          <w:rStyle w:val="CommentTok"/>
+        </w:rPr>
+        <w:t xml:space="preserve">#| paged-print: false</w:t>
+      </w:r>
+      <w:r>
+        <w:br/>
+      </w:r>
+      <w:r>
+        <w:br/>
+      </w:r>
+      <w:r>
+        <w:rPr>
+          <w:rStyle w:val="DocumentationTok"/>
+        </w:rPr>
+        <w:t xml:space="preserve">## Using the car package to check assumptions</w:t>
+      </w:r>
+      <w:r>
+        <w:br/>
+      </w:r>
+      <w:r>
+        <w:rPr>
+          <w:rStyle w:val="CommentTok"/>
+        </w:rPr>
+        <w:t xml:space="preserve"># Levene's test for homogeneity of variance</w:t>
+      </w:r>
+      <w:r>
+        <w:br/>
+      </w:r>
+      <w:r>
+        <w:rPr>
+          <w:rStyle w:val="NormalTok"/>
+        </w:rPr>
+        <w:t xml:space="preserve">levene_test </w:t>
+      </w:r>
+      <w:r>
+        <w:rPr>
+          <w:rStyle w:val="OtherTok"/>
+        </w:rPr>
+        <w:t xml:space="preserve">&lt;-</w:t>
+      </w:r>
+      <w:r>
+        <w:rPr>
+          <w:rStyle w:val="NormalTok"/>
+        </w:rPr>
+        <w:t xml:space="preserve"> </w:t>
+      </w:r>
+      <w:r>
+        <w:rPr>
+          <w:rStyle w:val="FunctionTok"/>
+        </w:rPr>
+        <w:t xml:space="preserve">leveneTest</w:t>
+      </w:r>
+      <w:r>
+        <w:rPr>
+          <w:rStyle w:val="NormalTok"/>
+        </w:rPr>
+        <w:t xml:space="preserve">(phase_shift </w:t>
+      </w:r>
+      <w:r>
+        <w:rPr>
+          <w:rStyle w:val="SpecialCharTok"/>
+        </w:rPr>
+        <w:t xml:space="preserve">~</w:t>
+      </w:r>
+      <w:r>
+        <w:rPr>
+          <w:rStyle w:val="NormalTok"/>
+        </w:rPr>
+        <w:t xml:space="preserve"> treatment, </w:t>
+      </w:r>
+      <w:r>
+        <w:rPr>
+          <w:rStyle w:val="AttributeTok"/>
+        </w:rPr>
+        <w:t xml:space="preserve">data =</w:t>
+      </w:r>
+      <w:r>
+        <w:rPr>
+          <w:rStyle w:val="NormalTok"/>
+        </w:rPr>
+        <w:t xml:space="preserve"> c_df)</w:t>
+      </w:r>
+    </w:p>
+    <w:p>
+      <w:pPr>
+        <w:pStyle w:val="SourceCode"/>
+      </w:pPr>
+      <w:r>
+        <w:rPr>
+          <w:rStyle w:val="VerbatimChar"/>
+        </w:rPr>
+        <w:t xml:space="preserve">Warning in leveneTest.default(y = y, group = group, ...): group coerced to</w:t>
+      </w:r>
+      <w:r>
+        <w:br/>
+      </w:r>
+      <w:r>
+        <w:rPr>
+          <w:rStyle w:val="VerbatimChar"/>
+        </w:rPr>
+        <w:t xml:space="preserve">factor.</w:t>
+      </w:r>
+    </w:p>
+    <w:p>
+      <w:pPr>
+        <w:pStyle w:val="SourceCode"/>
+      </w:pPr>
+      <w:r>
+        <w:rPr>
+          <w:rStyle w:val="NormalTok"/>
+        </w:rPr>
+        <w:t xml:space="preserve">levene_test </w:t>
+      </w:r>
+    </w:p>
+    <w:p>
+      <w:pPr>
+        <w:pStyle w:val="SourceCode"/>
+      </w:pPr>
+      <w:r>
+        <w:rPr>
           <w:rStyle w:val="VerbatimChar"/>
         </w:rPr>
         <w:t xml:space="preserve">Levene's Test for Homogeneity of Variance (center = median)</w:t>
@@ -1425,6 +2487,104 @@
         <w:pStyle w:val="SourceCode"/>
       </w:pPr>
       <w:r>
+        <w:rPr>
+          <w:rStyle w:val="CommentTok"/>
+        </w:rPr>
+        <w:t xml:space="preserve">#| message: false</w:t>
+      </w:r>
+      <w:r>
+        <w:br/>
+      </w:r>
+      <w:r>
+        <w:rPr>
+          <w:rStyle w:val="CommentTok"/>
+        </w:rPr>
+        <w:t xml:space="preserve">#| warning: false</w:t>
+      </w:r>
+      <w:r>
+        <w:br/>
+      </w:r>
+      <w:r>
+        <w:rPr>
+          <w:rStyle w:val="CommentTok"/>
+        </w:rPr>
+        <w:t xml:space="preserve">#| paged-print: false</w:t>
+      </w:r>
+      <w:r>
+        <w:br/>
+      </w:r>
+      <w:r>
+        <w:br/>
+      </w:r>
+      <w:r>
+        <w:br/>
+      </w:r>
+      <w:r>
+        <w:rPr>
+          <w:rStyle w:val="CommentTok"/>
+        </w:rPr>
+        <w:t xml:space="preserve"># Normality test of residuals</w:t>
+      </w:r>
+      <w:r>
+        <w:br/>
+      </w:r>
+      <w:r>
+        <w:rPr>
+          <w:rStyle w:val="NormalTok"/>
+        </w:rPr>
+        <w:t xml:space="preserve">shapiro_test </w:t>
+      </w:r>
+      <w:r>
+        <w:rPr>
+          <w:rStyle w:val="OtherTok"/>
+        </w:rPr>
+        <w:t xml:space="preserve">&lt;-</w:t>
+      </w:r>
+      <w:r>
+        <w:rPr>
+          <w:rStyle w:val="NormalTok"/>
+        </w:rPr>
+        <w:t xml:space="preserve"> </w:t>
+      </w:r>
+      <w:r>
+        <w:rPr>
+          <w:rStyle w:val="FunctionTok"/>
+        </w:rPr>
+        <w:t xml:space="preserve">shapiro.test</w:t>
+      </w:r>
+      <w:r>
+        <w:rPr>
+          <w:rStyle w:val="NormalTok"/>
+        </w:rPr>
+        <w:t xml:space="preserve">(</w:t>
+      </w:r>
+      <w:r>
+        <w:rPr>
+          <w:rStyle w:val="FunctionTok"/>
+        </w:rPr>
+        <w:t xml:space="preserve">residuals</w:t>
+      </w:r>
+      <w:r>
+        <w:rPr>
+          <w:rStyle w:val="NormalTok"/>
+        </w:rPr>
+        <w:t xml:space="preserve">(model_aov))</w:t>
+      </w:r>
+      <w:r>
+        <w:br/>
+      </w:r>
+      <w:r>
+        <w:rPr>
+          <w:rStyle w:val="NormalTok"/>
+        </w:rPr>
+        <w:t xml:space="preserve">shapiro_test </w:t>
+      </w:r>
+    </w:p>
+    <w:p>
+      <w:pPr>
+        <w:pStyle w:val="SourceCode"/>
+      </w:pPr>
+      <w:r>
         <w:br/>
       </w:r>
       <w:r>
@@ -1650,10 +2810,30 @@
           <w:b/>
           <w:bCs/>
         </w:rPr>
-        <w:t xml:space="preserve">least-squares means</w:t>
-      </w:r>
-      <w:r>
-        <w:t xml:space="preserve">, are model-based predictions of group means that come from your fitted statistical model rather than directly from your raw data.</w:t>
+        <w:t xml:space="preserve">least-squares</w:t>
+      </w:r>
+      <w:r>
+        <w:rPr>
+          <w:b/>
+          <w:bCs/>
+        </w:rPr>
+        <w:t xml:space="preserve"> </w:t>
+      </w:r>
+      <w:r>
+        <w:rPr>
+          <w:b/>
+          <w:bCs/>
+        </w:rPr>
+        <w:t xml:space="preserve">means</w:t>
+      </w:r>
+      <w:r>
+        <w:t xml:space="preserve">, are model-based predictions of group means that come from your</w:t>
+      </w:r>
+      <w:r>
+        <w:t xml:space="preserve"> </w:t>
+      </w:r>
+      <w:r>
+        <w:t xml:space="preserve">fitted statistical model rather than directly from your raw data.</w:t>
       </w:r>
     </w:p>
     <w:bookmarkStart w:id="35" w:name="key-concepts"/>
@@ -1705,7 +2885,13 @@
         <w:t xml:space="preserve"> </w:t>
       </w:r>
       <w:r>
-        <w:t xml:space="preserve">(when you have balanced data and no covariates)</w:t>
+        <w:t xml:space="preserve">(when you have balanced data and no</w:t>
+      </w:r>
+      <w:r>
+        <w:t xml:space="preserve"> </w:t>
+      </w:r>
+      <w:r>
+        <w:t xml:space="preserve">covariates)</w:t>
       </w:r>
     </w:p>
     <w:p>
@@ -1741,7 +2927,13 @@
         <w:t xml:space="preserve"> </w:t>
       </w:r>
       <w:r>
-        <w:t xml:space="preserve">value for each group according to your model</w:t>
+        <w:t xml:space="preserve">value for each group</w:t>
+      </w:r>
+      <w:r>
+        <w:t xml:space="preserve"> </w:t>
+      </w:r>
+      <w:r>
+        <w:t xml:space="preserve">according to your model</w:t>
       </w:r>
     </w:p>
     <w:p>
@@ -1765,7 +2957,13 @@
         <w:t xml:space="preserve"> </w:t>
       </w:r>
       <w:r>
-        <w:t xml:space="preserve">because in more complex designs, they’re averaged over (or</w:t>
+        <w:t xml:space="preserve">because in more complex designs, they’re</w:t>
+      </w:r>
+      <w:r>
+        <w:t xml:space="preserve"> </w:t>
+      </w:r>
+      <w:r>
+        <w:t xml:space="preserve">averaged over (or</w:t>
       </w:r>
       <w:r>
         <w:t xml:space="preserve"> </w:t>
@@ -1840,7 +3038,13 @@
         <w:t xml:space="preserve">Consistency across models</w:t>
       </w:r>
       <w:r>
-        <w:t xml:space="preserve">: EMMs work the same way whether you have one-way ANOVA, two-way ANOVA, ANCOVA, or more complex designs</w:t>
+        <w:t xml:space="preserve">: EMMs work the same way whether you</w:t>
+      </w:r>
+      <w:r>
+        <w:t xml:space="preserve"> </w:t>
+      </w:r>
+      <w:r>
+        <w:t xml:space="preserve">have one-way ANOVA, two-way ANOVA, ANCOVA, or more complex designs</w:t>
       </w:r>
     </w:p>
     <w:p>
@@ -1874,7 +3078,13 @@
         <w:t xml:space="preserve"> </w:t>
       </w:r>
       <w:r>
-        <w:t xml:space="preserve">package provides standard errors, confidence intervals, and easy comparisons</w:t>
+        <w:t xml:space="preserve">package provides standard</w:t>
+      </w:r>
+      <w:r>
+        <w:t xml:space="preserve"> </w:t>
+      </w:r>
+      <w:r>
+        <w:t xml:space="preserve">errors, confidence intervals, and easy comparisons</w:t>
       </w:r>
     </w:p>
     <w:p>
@@ -1893,7 +3103,13 @@
         <w:t xml:space="preserve">Adjusted means</w:t>
       </w:r>
       <w:r>
-        <w:t xml:space="preserve">: In more complex models (with covariates), EMMs give you adjusted means at meaningful reference points</w:t>
+        <w:t xml:space="preserve">: In more complex models (with covariates), EMMs</w:t>
+      </w:r>
+      <w:r>
+        <w:t xml:space="preserve"> </w:t>
+      </w:r>
+      <w:r>
+        <w:t xml:space="preserve">give you adjusted means at meaningful reference points</w:t>
       </w:r>
     </w:p>
     <w:p>
@@ -1912,7 +3128,13 @@
         <w:t xml:space="preserve">Professional reporting</w:t>
       </w:r>
       <w:r>
-        <w:t xml:space="preserve">: EMMs are the standard in academic publications</w:t>
+        <w:t xml:space="preserve">: EMMs are the standard in academic</w:t>
+      </w:r>
+      <w:r>
+        <w:t xml:space="preserve"> </w:t>
+      </w:r>
+      <w:r>
+        <w:t xml:space="preserve">publications</w:t>
       </w:r>
     </w:p>
     <w:bookmarkEnd w:id="36"/>
@@ -2494,7 +3716,13 @@
         <w:t xml:space="preserve"> </w:t>
       </w:r>
       <w:r>
-        <w:t xml:space="preserve">to the group means!</w:t>
+        <w:t xml:space="preserve">to</w:t>
+      </w:r>
+      <w:r>
+        <w:t xml:space="preserve"> </w:t>
+      </w:r>
+      <w:r>
+        <w:t xml:space="preserve">the group means!</w:t>
       </w:r>
     </w:p>
     <w:bookmarkEnd w:id="38"/>
@@ -2612,13 +3840,7 @@
         <w:pStyle w:val="FirstParagraph"/>
       </w:pPr>
       <w:r>
-        <w:t xml:space="preserve">Where:</w:t>
-      </w:r>
-      <w:r>
-        <w:t xml:space="preserve"> </w:t>
-      </w:r>
-      <w:r>
-        <w:t xml:space="preserve">-</w:t>
+        <w:t xml:space="preserve">Where: -</w:t>
       </w:r>
       <w:r>
         <w:t xml:space="preserve"> </w:t>
@@ -2648,13 +3870,7 @@
         <w:t xml:space="preserve"> </w:t>
       </w:r>
       <w:r>
-        <w:t xml:space="preserve">is the intercept (mean of reference group)</w:t>
-      </w:r>
-      <w:r>
-        <w:t xml:space="preserve"> </w:t>
-      </w:r>
-      <w:r>
-        <w:t xml:space="preserve">-</w:t>
+        <w:t xml:space="preserve">is the intercept (mean of reference group) -</w:t>
       </w:r>
       <w:r>
         <w:t xml:space="preserve"> </w:t>
@@ -2698,7 +3914,13 @@
         <w:t xml:space="preserve"> </w:t>
       </w:r>
       <w:r>
-        <w:t xml:space="preserve">(or 0 for the reference group)</w:t>
+        <w:t xml:space="preserve">(or 0 for the reference</w:t>
+      </w:r>
+      <w:r>
+        <w:t xml:space="preserve"> </w:t>
+      </w:r>
+      <w:r>
+        <w:t xml:space="preserve">group)</w:t>
       </w:r>
     </w:p>
     <w:bookmarkStart w:id="39" w:name="X19332c6bdd6e4f5e423ce2857ab898f7aae3a4c"/>
@@ -2898,7 +4120,13 @@
         <w:t xml:space="preserve"> </w:t>
       </w:r>
       <w:r>
-        <w:t xml:space="preserve">between two means.</w:t>
+        <w:t xml:space="preserve">between</w:t>
+      </w:r>
+      <w:r>
+        <w:t xml:space="preserve"> </w:t>
+      </w:r>
+      <w:r>
+        <w:t xml:space="preserve">two means.</w:t>
       </w:r>
     </w:p>
     <w:p>
@@ -2909,7 +4137,13 @@
         </w:numPr>
       </w:pPr>
       <w:r>
-        <w:t xml:space="preserve">It tells you how much uncertainty there is in your estimate of the difference. The SE depends on:</w:t>
+        <w:t xml:space="preserve">It tells you how much uncertainty there is in your estimate</w:t>
+      </w:r>
+      <w:r>
+        <w:t xml:space="preserve"> </w:t>
+      </w:r>
+      <w:r>
+        <w:t xml:space="preserve">of the difference. The SE depends on:</w:t>
       </w:r>
     </w:p>
     <w:p>
@@ -2921,7 +4155,13 @@
         </w:numPr>
       </w:pPr>
       <w:r>
-        <w:t xml:space="preserve">The variability within each group (residual variance from your model)</w:t>
+        <w:t xml:space="preserve">The variability within each group (residual variance</w:t>
+      </w:r>
+      <w:r>
+        <w:t xml:space="preserve"> </w:t>
+      </w:r>
+      <w:r>
+        <w:t xml:space="preserve">from your model)</w:t>
       </w:r>
     </w:p>
     <w:p>
@@ -2955,7 +4195,13 @@
         </w:numPr>
       </w:pPr>
       <w:r>
-        <w:t xml:space="preserve">The t-ratio = estimate / SE tells you how many standard errors away from zero your difference is:</w:t>
+        <w:t xml:space="preserve">The t-ratio = estimate / SE tells you how many standard</w:t>
+      </w:r>
+      <w:r>
+        <w:t xml:space="preserve"> </w:t>
+      </w:r>
+      <w:r>
+        <w:t xml:space="preserve">errors away from zero your difference is:</w:t>
       </w:r>
     </w:p>
     <w:p>
@@ -2967,7 +4213,13 @@
         </w:numPr>
       </w:pPr>
       <w:r>
-        <w:t xml:space="preserve">Control - Eyes: 1.243 / 0.364 = 3.41 → far from zero → significant!</w:t>
+        <w:t xml:space="preserve">Control - Eyes: 1.243 / 0.364 = 3.41 → far from zero →</w:t>
+      </w:r>
+      <w:r>
+        <w:t xml:space="preserve"> </w:t>
+      </w:r>
+      <w:r>
+        <w:t xml:space="preserve">significant!</w:t>
       </w:r>
     </w:p>
     <w:p>
@@ -2979,7 +4231,13 @@
         </w:numPr>
       </w:pPr>
       <w:r>
-        <w:t xml:space="preserve">Control - Knees: 0.027 / 0.364 = 0.074 → very close to zero → not significant</w:t>
+        <w:t xml:space="preserve">Control - Knees: 0.027 / 0.364 = 0.074 → very close to</w:t>
+      </w:r>
+      <w:r>
+        <w:t xml:space="preserve"> </w:t>
+      </w:r>
+      <w:r>
+        <w:t xml:space="preserve">zero → not significant</w:t>
       </w:r>
     </w:p>
     <w:p>
@@ -3190,6 +4448,185 @@
       </w:pPr>
       <w:r>
         <w:t xml:space="preserve">Can do in one go as well</w:t>
+      </w:r>
+    </w:p>
+    <w:p>
+      <w:pPr>
+        <w:pStyle w:val="SourceCode"/>
+      </w:pPr>
+      <w:r>
+        <w:rPr>
+          <w:rStyle w:val="CommentTok"/>
+        </w:rPr>
+        <w:t xml:space="preserve">#| message: false</w:t>
+      </w:r>
+      <w:r>
+        <w:br/>
+      </w:r>
+      <w:r>
+        <w:rPr>
+          <w:rStyle w:val="CommentTok"/>
+        </w:rPr>
+        <w:t xml:space="preserve">#| warning: false</w:t>
+      </w:r>
+      <w:r>
+        <w:br/>
+      </w:r>
+      <w:r>
+        <w:rPr>
+          <w:rStyle w:val="CommentTok"/>
+        </w:rPr>
+        <w:t xml:space="preserve">#| paged-print: false</w:t>
+      </w:r>
+      <w:r>
+        <w:br/>
+      </w:r>
+      <w:r>
+        <w:br/>
+      </w:r>
+      <w:r>
+        <w:rPr>
+          <w:rStyle w:val="CommentTok"/>
+        </w:rPr>
+        <w:t xml:space="preserve"># Using emmeans package for post-hoc comparisons</w:t>
+      </w:r>
+      <w:r>
+        <w:br/>
+      </w:r>
+      <w:r>
+        <w:rPr>
+          <w:rStyle w:val="CommentTok"/>
+        </w:rPr>
+        <w:t xml:space="preserve"># Compact letter display (grouping)</w:t>
+      </w:r>
+      <w:r>
+        <w:br/>
+      </w:r>
+      <w:r>
+        <w:rPr>
+          <w:rStyle w:val="NormalTok"/>
+        </w:rPr>
+        <w:t xml:space="preserve">cld_result </w:t>
+      </w:r>
+      <w:r>
+        <w:rPr>
+          <w:rStyle w:val="OtherTok"/>
+        </w:rPr>
+        <w:t xml:space="preserve">&lt;-</w:t>
+      </w:r>
+      <w:r>
+        <w:rPr>
+          <w:rStyle w:val="NormalTok"/>
+        </w:rPr>
+        <w:t xml:space="preserve"> </w:t>
+      </w:r>
+      <w:r>
+        <w:rPr>
+          <w:rStyle w:val="FunctionTok"/>
+        </w:rPr>
+        <w:t xml:space="preserve">emmeans</w:t>
+      </w:r>
+      <w:r>
+        <w:rPr>
+          <w:rStyle w:val="NormalTok"/>
+        </w:rPr>
+        <w:t xml:space="preserve">(model_aov, </w:t>
+      </w:r>
+      <w:r>
+        <w:rPr>
+          <w:rStyle w:val="StringTok"/>
+        </w:rPr>
+        <w:t xml:space="preserve">"treatment"</w:t>
+      </w:r>
+      <w:r>
+        <w:rPr>
+          <w:rStyle w:val="NormalTok"/>
+        </w:rPr>
+        <w:t xml:space="preserve">) </w:t>
+      </w:r>
+      <w:r>
+        <w:rPr>
+          <w:rStyle w:val="SpecialCharTok"/>
+        </w:rPr>
+        <w:t xml:space="preserve">%&gt;%</w:t>
+      </w:r>
+      <w:r>
+        <w:rPr>
+          <w:rStyle w:val="NormalTok"/>
+        </w:rPr>
+        <w:t xml:space="preserve"> </w:t>
+      </w:r>
+      <w:r>
+        <w:br/>
+      </w:r>
+      <w:r>
+        <w:rPr>
+          <w:rStyle w:val="NormalTok"/>
+        </w:rPr>
+        <w:t xml:space="preserve">  multcomp</w:t>
+      </w:r>
+      <w:r>
+        <w:rPr>
+          <w:rStyle w:val="SpecialCharTok"/>
+        </w:rPr>
+        <w:t xml:space="preserve">::</w:t>
+      </w:r>
+      <w:r>
+        <w:rPr>
+          <w:rStyle w:val="FunctionTok"/>
+        </w:rPr>
+        <w:t xml:space="preserve">cld</w:t>
+      </w:r>
+      <w:r>
+        <w:rPr>
+          <w:rStyle w:val="NormalTok"/>
+        </w:rPr>
+        <w:t xml:space="preserve">(</w:t>
+      </w:r>
+      <w:r>
+        <w:rPr>
+          <w:rStyle w:val="AttributeTok"/>
+        </w:rPr>
+        <w:t xml:space="preserve">Letters =</w:t>
+      </w:r>
+      <w:r>
+        <w:rPr>
+          <w:rStyle w:val="NormalTok"/>
+        </w:rPr>
+        <w:t xml:space="preserve"> letters, </w:t>
+      </w:r>
+      <w:r>
+        <w:rPr>
+          <w:rStyle w:val="AttributeTok"/>
+        </w:rPr>
+        <w:t xml:space="preserve">adjust =</w:t>
+      </w:r>
+      <w:r>
+        <w:rPr>
+          <w:rStyle w:val="NormalTok"/>
+        </w:rPr>
+        <w:t xml:space="preserve"> </w:t>
+      </w:r>
+      <w:r>
+        <w:rPr>
+          <w:rStyle w:val="StringTok"/>
+        </w:rPr>
+        <w:t xml:space="preserve">"sidak"</w:t>
+      </w:r>
+      <w:r>
+        <w:rPr>
+          <w:rStyle w:val="NormalTok"/>
+        </w:rPr>
+        <w:t xml:space="preserve">)</w:t>
+      </w:r>
+      <w:r>
+        <w:br/>
+      </w:r>
+      <w:r>
+        <w:rPr>
+          <w:rStyle w:val="NormalTok"/>
+        </w:rPr>
+        <w:t xml:space="preserve">cld_result</w:t>
       </w:r>
     </w:p>
     <w:p>
@@ -3431,6 +4868,289 @@
     </w:p>
     <w:p>
       <w:pPr>
+        <w:pStyle w:val="SourceCode"/>
+      </w:pPr>
+      <w:r>
+        <w:rPr>
+          <w:rStyle w:val="CommentTok"/>
+        </w:rPr>
+        <w:t xml:space="preserve">#| message: false</w:t>
+      </w:r>
+      <w:r>
+        <w:br/>
+      </w:r>
+      <w:r>
+        <w:rPr>
+          <w:rStyle w:val="CommentTok"/>
+        </w:rPr>
+        <w:t xml:space="preserve">#| warning: false</w:t>
+      </w:r>
+      <w:r>
+        <w:br/>
+      </w:r>
+      <w:r>
+        <w:rPr>
+          <w:rStyle w:val="CommentTok"/>
+        </w:rPr>
+        <w:t xml:space="preserve">#| paged-print: false</w:t>
+      </w:r>
+      <w:r>
+        <w:br/>
+      </w:r>
+      <w:r>
+        <w:br/>
+      </w:r>
+      <w:r>
+        <w:rPr>
+          <w:rStyle w:val="CommentTok"/>
+        </w:rPr>
+        <w:t xml:space="preserve"># Using emmeans package for post-hoc comparisons</w:t>
+      </w:r>
+      <w:r>
+        <w:br/>
+      </w:r>
+      <w:r>
+        <w:rPr>
+          <w:rStyle w:val="CommentTok"/>
+        </w:rPr>
+        <w:t xml:space="preserve"># Visualize the results</w:t>
+      </w:r>
+      <w:r>
+        <w:br/>
+      </w:r>
+      <w:r>
+        <w:rPr>
+          <w:rStyle w:val="FunctionTok"/>
+        </w:rPr>
+        <w:t xml:space="preserve">emmip</w:t>
+      </w:r>
+      <w:r>
+        <w:rPr>
+          <w:rStyle w:val="NormalTok"/>
+        </w:rPr>
+        <w:t xml:space="preserve">(model_aov, </w:t>
+      </w:r>
+      <w:r>
+        <w:rPr>
+          <w:rStyle w:val="SpecialCharTok"/>
+        </w:rPr>
+        <w:t xml:space="preserve">~</w:t>
+      </w:r>
+      <w:r>
+        <w:rPr>
+          <w:rStyle w:val="NormalTok"/>
+        </w:rPr>
+        <w:t xml:space="preserve"> treatment, </w:t>
+      </w:r>
+      <w:r>
+        <w:rPr>
+          <w:rStyle w:val="AttributeTok"/>
+        </w:rPr>
+        <w:t xml:space="preserve">CIs =</w:t>
+      </w:r>
+      <w:r>
+        <w:rPr>
+          <w:rStyle w:val="NormalTok"/>
+        </w:rPr>
+        <w:t xml:space="preserve"> </w:t>
+      </w:r>
+      <w:r>
+        <w:rPr>
+          <w:rStyle w:val="ConstantTok"/>
+        </w:rPr>
+        <w:t xml:space="preserve">TRUE</w:t>
+      </w:r>
+      <w:r>
+        <w:rPr>
+          <w:rStyle w:val="NormalTok"/>
+        </w:rPr>
+        <w:t xml:space="preserve">) </w:t>
+      </w:r>
+      <w:r>
+        <w:rPr>
+          <w:rStyle w:val="SpecialCharTok"/>
+        </w:rPr>
+        <w:t xml:space="preserve">+</w:t>
+      </w:r>
+      <w:r>
+        <w:br/>
+      </w:r>
+      <w:r>
+        <w:rPr>
+          <w:rStyle w:val="NormalTok"/>
+        </w:rPr>
+        <w:t xml:space="preserve">  </w:t>
+      </w:r>
+      <w:r>
+        <w:rPr>
+          <w:rStyle w:val="FunctionTok"/>
+        </w:rPr>
+        <w:t xml:space="preserve">theme_minimal</w:t>
+      </w:r>
+      <w:r>
+        <w:rPr>
+          <w:rStyle w:val="NormalTok"/>
+        </w:rPr>
+        <w:t xml:space="preserve">() </w:t>
+      </w:r>
+      <w:r>
+        <w:rPr>
+          <w:rStyle w:val="SpecialCharTok"/>
+        </w:rPr>
+        <w:t xml:space="preserve">+</w:t>
+      </w:r>
+      <w:r>
+        <w:br/>
+      </w:r>
+      <w:r>
+        <w:rPr>
+          <w:rStyle w:val="NormalTok"/>
+        </w:rPr>
+        <w:t xml:space="preserve">  </w:t>
+      </w:r>
+      <w:r>
+        <w:rPr>
+          <w:rStyle w:val="FunctionTok"/>
+        </w:rPr>
+        <w:t xml:space="preserve">labs</w:t>
+      </w:r>
+      <w:r>
+        <w:rPr>
+          <w:rStyle w:val="NormalTok"/>
+        </w:rPr>
+        <w:t xml:space="preserve">(</w:t>
+      </w:r>
+      <w:r>
+        <w:rPr>
+          <w:rStyle w:val="AttributeTok"/>
+        </w:rPr>
+        <w:t xml:space="preserve">title =</w:t>
+      </w:r>
+      <w:r>
+        <w:rPr>
+          <w:rStyle w:val="NormalTok"/>
+        </w:rPr>
+        <w:t xml:space="preserve"> </w:t>
+      </w:r>
+      <w:r>
+        <w:rPr>
+          <w:rStyle w:val="StringTok"/>
+        </w:rPr>
+        <w:t xml:space="preserve">"Estimated Marginal Means with 95% CIs"</w:t>
+      </w:r>
+      <w:r>
+        <w:rPr>
+          <w:rStyle w:val="NormalTok"/>
+        </w:rPr>
+        <w:t xml:space="preserve">,</w:t>
+      </w:r>
+      <w:r>
+        <w:br/>
+      </w:r>
+      <w:r>
+        <w:rPr>
+          <w:rStyle w:val="NormalTok"/>
+        </w:rPr>
+        <w:t xml:space="preserve">       </w:t>
+      </w:r>
+      <w:r>
+        <w:rPr>
+          <w:rStyle w:val="AttributeTok"/>
+        </w:rPr>
+        <w:t xml:space="preserve">x =</w:t>
+      </w:r>
+      <w:r>
+        <w:rPr>
+          <w:rStyle w:val="NormalTok"/>
+        </w:rPr>
+        <w:t xml:space="preserve"> </w:t>
+      </w:r>
+      <w:r>
+        <w:rPr>
+          <w:rStyle w:val="StringTok"/>
+        </w:rPr>
+        <w:t xml:space="preserve">"Treatment"</w:t>
+      </w:r>
+      <w:r>
+        <w:rPr>
+          <w:rStyle w:val="NormalTok"/>
+        </w:rPr>
+        <w:t xml:space="preserve">,</w:t>
+      </w:r>
+      <w:r>
+        <w:br/>
+      </w:r>
+      <w:r>
+        <w:rPr>
+          <w:rStyle w:val="NormalTok"/>
+        </w:rPr>
+        <w:t xml:space="preserve">       </w:t>
+      </w:r>
+      <w:r>
+        <w:rPr>
+          <w:rStyle w:val="AttributeTok"/>
+        </w:rPr>
+        <w:t xml:space="preserve">y =</w:t>
+      </w:r>
+      <w:r>
+        <w:rPr>
+          <w:rStyle w:val="NormalTok"/>
+        </w:rPr>
+        <w:t xml:space="preserve"> </w:t>
+      </w:r>
+      <w:r>
+        <w:rPr>
+          <w:rStyle w:val="StringTok"/>
+        </w:rPr>
+        <w:t xml:space="preserve">"Estimated Phase Shift"</w:t>
+      </w:r>
+      <w:r>
+        <w:rPr>
+          <w:rStyle w:val="NormalTok"/>
+        </w:rPr>
+        <w:t xml:space="preserve">)</w:t>
+      </w:r>
+    </w:p>
+    <w:p>
+      <w:pPr>
+        <w:pStyle w:val="SourceCode"/>
+      </w:pPr>
+      <w:r>
+        <w:rPr>
+          <w:rStyle w:val="VerbatimChar"/>
+        </w:rPr>
+        <w:t xml:space="preserve">Warning: `aes_()` was deprecated in ggplot2 3.0.0.</w:t>
+      </w:r>
+      <w:r>
+        <w:br/>
+      </w:r>
+      <w:r>
+        <w:rPr>
+          <w:rStyle w:val="VerbatimChar"/>
+        </w:rPr>
+        <w:t xml:space="preserve">ℹ Please use tidy evaluation idioms with `aes()`</w:t>
+      </w:r>
+      <w:r>
+        <w:br/>
+      </w:r>
+      <w:r>
+        <w:rPr>
+          <w:rStyle w:val="VerbatimChar"/>
+        </w:rPr>
+        <w:t xml:space="preserve">ℹ The deprecated feature was likely used in the emmeans package.</w:t>
+      </w:r>
+      <w:r>
+        <w:br/>
+      </w:r>
+      <w:r>
+        <w:rPr>
+          <w:rStyle w:val="VerbatimChar"/>
+        </w:rPr>
+        <w:t xml:space="preserve">  Please report the issue at &lt;https://github.com/rvlenth/emmeans/issues&gt;.</w:t>
+      </w:r>
+    </w:p>
+    <w:p>
+      <w:pPr>
         <w:pStyle w:val="FirstParagraph"/>
       </w:pPr>
       <w:r>
@@ -4782,6 +6502,356 @@
     </w:p>
     <w:p>
       <w:pPr>
+        <w:pStyle w:val="SourceCode"/>
+      </w:pPr>
+      <w:r>
+        <w:rPr>
+          <w:rStyle w:val="FunctionTok"/>
+        </w:rPr>
+        <w:t xml:space="preserve">ggplot</w:t>
+      </w:r>
+      <w:r>
+        <w:rPr>
+          <w:rStyle w:val="NormalTok"/>
+        </w:rPr>
+        <w:t xml:space="preserve">(v_circ_df, </w:t>
+      </w:r>
+      <w:r>
+        <w:br/>
+      </w:r>
+      <w:r>
+        <w:rPr>
+          <w:rStyle w:val="NormalTok"/>
+        </w:rPr>
+        <w:t xml:space="preserve">       </w:t>
+      </w:r>
+      <w:r>
+        <w:rPr>
+          <w:rStyle w:val="FunctionTok"/>
+        </w:rPr>
+        <w:t xml:space="preserve">aes</w:t>
+      </w:r>
+      <w:r>
+        <w:rPr>
+          <w:rStyle w:val="NormalTok"/>
+        </w:rPr>
+        <w:t xml:space="preserve">(</w:t>
+      </w:r>
+      <w:r>
+        <w:rPr>
+          <w:rStyle w:val="AttributeTok"/>
+        </w:rPr>
+        <w:t xml:space="preserve">x =</w:t>
+      </w:r>
+      <w:r>
+        <w:rPr>
+          <w:rStyle w:val="NormalTok"/>
+        </w:rPr>
+        <w:t xml:space="preserve"> treatment, </w:t>
+      </w:r>
+      <w:r>
+        <w:rPr>
+          <w:rStyle w:val="AttributeTok"/>
+        </w:rPr>
+        <w:t xml:space="preserve">y =</w:t>
+      </w:r>
+      <w:r>
+        <w:rPr>
+          <w:rStyle w:val="NormalTok"/>
+        </w:rPr>
+        <w:t xml:space="preserve"> phase_shift_violated, </w:t>
+      </w:r>
+      <w:r>
+        <w:br/>
+      </w:r>
+      <w:r>
+        <w:rPr>
+          <w:rStyle w:val="NormalTok"/>
+        </w:rPr>
+        <w:t xml:space="preserve">           </w:t>
+      </w:r>
+      <w:r>
+        <w:rPr>
+          <w:rStyle w:val="AttributeTok"/>
+        </w:rPr>
+        <w:t xml:space="preserve">color =</w:t>
+      </w:r>
+      <w:r>
+        <w:rPr>
+          <w:rStyle w:val="NormalTok"/>
+        </w:rPr>
+        <w:t xml:space="preserve"> treatment)) </w:t>
+      </w:r>
+      <w:r>
+        <w:rPr>
+          <w:rStyle w:val="SpecialCharTok"/>
+        </w:rPr>
+        <w:t xml:space="preserve">+</w:t>
+      </w:r>
+      <w:r>
+        <w:br/>
+      </w:r>
+      <w:r>
+        <w:rPr>
+          <w:rStyle w:val="NormalTok"/>
+        </w:rPr>
+        <w:t xml:space="preserve">  </w:t>
+      </w:r>
+      <w:r>
+        <w:rPr>
+          <w:rStyle w:val="FunctionTok"/>
+        </w:rPr>
+        <w:t xml:space="preserve">geom_jitter</w:t>
+      </w:r>
+      <w:r>
+        <w:rPr>
+          <w:rStyle w:val="NormalTok"/>
+        </w:rPr>
+        <w:t xml:space="preserve">(</w:t>
+      </w:r>
+      <w:r>
+        <w:rPr>
+          <w:rStyle w:val="AttributeTok"/>
+        </w:rPr>
+        <w:t xml:space="preserve">width =</w:t>
+      </w:r>
+      <w:r>
+        <w:rPr>
+          <w:rStyle w:val="NormalTok"/>
+        </w:rPr>
+        <w:t xml:space="preserve"> </w:t>
+      </w:r>
+      <w:r>
+        <w:rPr>
+          <w:rStyle w:val="FloatTok"/>
+        </w:rPr>
+        <w:t xml:space="preserve">0.2</w:t>
+      </w:r>
+      <w:r>
+        <w:rPr>
+          <w:rStyle w:val="NormalTok"/>
+        </w:rPr>
+        <w:t xml:space="preserve">, </w:t>
+      </w:r>
+      <w:r>
+        <w:rPr>
+          <w:rStyle w:val="AttributeTok"/>
+        </w:rPr>
+        <w:t xml:space="preserve">alpha =</w:t>
+      </w:r>
+      <w:r>
+        <w:rPr>
+          <w:rStyle w:val="NormalTok"/>
+        </w:rPr>
+        <w:t xml:space="preserve"> </w:t>
+      </w:r>
+      <w:r>
+        <w:rPr>
+          <w:rStyle w:val="FloatTok"/>
+        </w:rPr>
+        <w:t xml:space="preserve">0.7</w:t>
+      </w:r>
+      <w:r>
+        <w:rPr>
+          <w:rStyle w:val="NormalTok"/>
+        </w:rPr>
+        <w:t xml:space="preserve">, </w:t>
+      </w:r>
+      <w:r>
+        <w:rPr>
+          <w:rStyle w:val="AttributeTok"/>
+        </w:rPr>
+        <w:t xml:space="preserve">size =</w:t>
+      </w:r>
+      <w:r>
+        <w:rPr>
+          <w:rStyle w:val="NormalTok"/>
+        </w:rPr>
+        <w:t xml:space="preserve"> </w:t>
+      </w:r>
+      <w:r>
+        <w:rPr>
+          <w:rStyle w:val="DecValTok"/>
+        </w:rPr>
+        <w:t xml:space="preserve">3</w:t>
+      </w:r>
+      <w:r>
+        <w:rPr>
+          <w:rStyle w:val="NormalTok"/>
+        </w:rPr>
+        <w:t xml:space="preserve">) </w:t>
+      </w:r>
+      <w:r>
+        <w:rPr>
+          <w:rStyle w:val="SpecialCharTok"/>
+        </w:rPr>
+        <w:t xml:space="preserve">+</w:t>
+      </w:r>
+      <w:r>
+        <w:br/>
+      </w:r>
+      <w:r>
+        <w:rPr>
+          <w:rStyle w:val="NormalTok"/>
+        </w:rPr>
+        <w:t xml:space="preserve">  </w:t>
+      </w:r>
+      <w:r>
+        <w:rPr>
+          <w:rStyle w:val="FunctionTok"/>
+        </w:rPr>
+        <w:t xml:space="preserve">geom_boxplot</w:t>
+      </w:r>
+      <w:r>
+        <w:rPr>
+          <w:rStyle w:val="NormalTok"/>
+        </w:rPr>
+        <w:t xml:space="preserve">(</w:t>
+      </w:r>
+      <w:r>
+        <w:rPr>
+          <w:rStyle w:val="AttributeTok"/>
+        </w:rPr>
+        <w:t xml:space="preserve">alpha =</w:t>
+      </w:r>
+      <w:r>
+        <w:rPr>
+          <w:rStyle w:val="NormalTok"/>
+        </w:rPr>
+        <w:t xml:space="preserve"> </w:t>
+      </w:r>
+      <w:r>
+        <w:rPr>
+          <w:rStyle w:val="FloatTok"/>
+        </w:rPr>
+        <w:t xml:space="preserve">0.3</w:t>
+      </w:r>
+      <w:r>
+        <w:rPr>
+          <w:rStyle w:val="NormalTok"/>
+        </w:rPr>
+        <w:t xml:space="preserve">, </w:t>
+      </w:r>
+      <w:r>
+        <w:rPr>
+          <w:rStyle w:val="AttributeTok"/>
+        </w:rPr>
+        <w:t xml:space="preserve">outlier.shape =</w:t>
+      </w:r>
+      <w:r>
+        <w:rPr>
+          <w:rStyle w:val="NormalTok"/>
+        </w:rPr>
+        <w:t xml:space="preserve"> </w:t>
+      </w:r>
+      <w:r>
+        <w:rPr>
+          <w:rStyle w:val="ConstantTok"/>
+        </w:rPr>
+        <w:t xml:space="preserve">NA</w:t>
+      </w:r>
+      <w:r>
+        <w:rPr>
+          <w:rStyle w:val="NormalTok"/>
+        </w:rPr>
+        <w:t xml:space="preserve">) </w:t>
+      </w:r>
+      <w:r>
+        <w:rPr>
+          <w:rStyle w:val="SpecialCharTok"/>
+        </w:rPr>
+        <w:t xml:space="preserve">+</w:t>
+      </w:r>
+      <w:r>
+        <w:br/>
+      </w:r>
+      <w:r>
+        <w:rPr>
+          <w:rStyle w:val="FunctionTok"/>
+        </w:rPr>
+        <w:t xml:space="preserve">geom_jitter</w:t>
+      </w:r>
+      <w:r>
+        <w:rPr>
+          <w:rStyle w:val="NormalTok"/>
+        </w:rPr>
+        <w:t xml:space="preserve">(</w:t>
+      </w:r>
+      <w:r>
+        <w:rPr>
+          <w:rStyle w:val="AttributeTok"/>
+        </w:rPr>
+        <w:t xml:space="preserve">width =</w:t>
+      </w:r>
+      <w:r>
+        <w:rPr>
+          <w:rStyle w:val="NormalTok"/>
+        </w:rPr>
+        <w:t xml:space="preserve"> </w:t>
+      </w:r>
+      <w:r>
+        <w:rPr>
+          <w:rStyle w:val="FloatTok"/>
+        </w:rPr>
+        <w:t xml:space="preserve">0.2</w:t>
+      </w:r>
+      <w:r>
+        <w:rPr>
+          <w:rStyle w:val="NormalTok"/>
+        </w:rPr>
+        <w:t xml:space="preserve">, </w:t>
+      </w:r>
+      <w:r>
+        <w:rPr>
+          <w:rStyle w:val="AttributeTok"/>
+        </w:rPr>
+        <w:t xml:space="preserve">alpha =</w:t>
+      </w:r>
+      <w:r>
+        <w:rPr>
+          <w:rStyle w:val="NormalTok"/>
+        </w:rPr>
+        <w:t xml:space="preserve"> </w:t>
+      </w:r>
+      <w:r>
+        <w:rPr>
+          <w:rStyle w:val="FloatTok"/>
+        </w:rPr>
+        <w:t xml:space="preserve">0.7</w:t>
+      </w:r>
+      <w:r>
+        <w:rPr>
+          <w:rStyle w:val="NormalTok"/>
+        </w:rPr>
+        <w:t xml:space="preserve">, </w:t>
+      </w:r>
+      <w:r>
+        <w:rPr>
+          <w:rStyle w:val="AttributeTok"/>
+        </w:rPr>
+        <w:t xml:space="preserve">size =</w:t>
+      </w:r>
+      <w:r>
+        <w:rPr>
+          <w:rStyle w:val="NormalTok"/>
+        </w:rPr>
+        <w:t xml:space="preserve"> </w:t>
+      </w:r>
+      <w:r>
+        <w:rPr>
+          <w:rStyle w:val="DecValTok"/>
+        </w:rPr>
+        <w:t xml:space="preserve">3</w:t>
+      </w:r>
+      <w:r>
+        <w:rPr>
+          <w:rStyle w:val="NormalTok"/>
+        </w:rPr>
+        <w:t xml:space="preserve">)</w:t>
+      </w:r>
+    </w:p>
+    <w:p>
+      <w:pPr>
         <w:pStyle w:val="FirstParagraph"/>
       </w:pPr>
       <w:r>
@@ -4833,6 +6903,179 @@
       </w:pPr>
       <w:r>
         <w:rPr>
+          <w:rStyle w:val="NormalTok"/>
+        </w:rPr>
+        <w:t xml:space="preserve">  </w:t>
+      </w:r>
+      <w:r>
+        <w:rPr>
+          <w:rStyle w:val="FunctionTok"/>
+        </w:rPr>
+        <w:t xml:space="preserve">theme_minimal</w:t>
+      </w:r>
+      <w:r>
+        <w:rPr>
+          <w:rStyle w:val="NormalTok"/>
+        </w:rPr>
+        <w:t xml:space="preserve">() </w:t>
+      </w:r>
+      <w:r>
+        <w:rPr>
+          <w:rStyle w:val="SpecialCharTok"/>
+        </w:rPr>
+        <w:t xml:space="preserve">+</w:t>
+      </w:r>
+      <w:r>
+        <w:br/>
+      </w:r>
+      <w:r>
+        <w:rPr>
+          <w:rStyle w:val="NormalTok"/>
+        </w:rPr>
+        <w:t xml:space="preserve">  </w:t>
+      </w:r>
+      <w:r>
+        <w:rPr>
+          <w:rStyle w:val="FunctionTok"/>
+        </w:rPr>
+        <w:t xml:space="preserve">labs</w:t>
+      </w:r>
+      <w:r>
+        <w:rPr>
+          <w:rStyle w:val="NormalTok"/>
+        </w:rPr>
+        <w:t xml:space="preserve">(</w:t>
+      </w:r>
+      <w:r>
+        <w:rPr>
+          <w:rStyle w:val="AttributeTok"/>
+        </w:rPr>
+        <w:t xml:space="preserve">title =</w:t>
+      </w:r>
+      <w:r>
+        <w:rPr>
+          <w:rStyle w:val="NormalTok"/>
+        </w:rPr>
+        <w:t xml:space="preserve"> </w:t>
+      </w:r>
+      <w:r>
+        <w:rPr>
+          <w:rStyle w:val="StringTok"/>
+        </w:rPr>
+        <w:t xml:space="preserve">"Modified Data with Violations"</w:t>
+      </w:r>
+      <w:r>
+        <w:rPr>
+          <w:rStyle w:val="NormalTok"/>
+        </w:rPr>
+        <w:t xml:space="preserve">,</w:t>
+      </w:r>
+      <w:r>
+        <w:br/>
+      </w:r>
+      <w:r>
+        <w:rPr>
+          <w:rStyle w:val="NormalTok"/>
+        </w:rPr>
+        <w:t xml:space="preserve">       </w:t>
+      </w:r>
+      <w:r>
+        <w:rPr>
+          <w:rStyle w:val="AttributeTok"/>
+        </w:rPr>
+        <w:t xml:space="preserve">subtitle =</w:t>
+      </w:r>
+      <w:r>
+        <w:rPr>
+          <w:rStyle w:val="NormalTok"/>
+        </w:rPr>
+        <w:t xml:space="preserve"> </w:t>
+      </w:r>
+      <w:r>
+        <w:rPr>
+          <w:rStyle w:val="StringTok"/>
+        </w:rPr>
+        <w:t xml:space="preserve">"Median with IQR"</w:t>
+      </w:r>
+      <w:r>
+        <w:rPr>
+          <w:rStyle w:val="NormalTok"/>
+        </w:rPr>
+        <w:t xml:space="preserve">,</w:t>
+      </w:r>
+      <w:r>
+        <w:br/>
+      </w:r>
+      <w:r>
+        <w:rPr>
+          <w:rStyle w:val="NormalTok"/>
+        </w:rPr>
+        <w:t xml:space="preserve">       </w:t>
+      </w:r>
+      <w:r>
+        <w:rPr>
+          <w:rStyle w:val="AttributeTok"/>
+        </w:rPr>
+        <w:t xml:space="preserve">x =</w:t>
+      </w:r>
+      <w:r>
+        <w:rPr>
+          <w:rStyle w:val="NormalTok"/>
+        </w:rPr>
+        <w:t xml:space="preserve"> </w:t>
+      </w:r>
+      <w:r>
+        <w:rPr>
+          <w:rStyle w:val="StringTok"/>
+        </w:rPr>
+        <w:t xml:space="preserve">"Light Treatment"</w:t>
+      </w:r>
+      <w:r>
+        <w:rPr>
+          <w:rStyle w:val="NormalTok"/>
+        </w:rPr>
+        <w:t xml:space="preserve">,</w:t>
+      </w:r>
+      <w:r>
+        <w:br/>
+      </w:r>
+      <w:r>
+        <w:rPr>
+          <w:rStyle w:val="NormalTok"/>
+        </w:rPr>
+        <w:t xml:space="preserve">       </w:t>
+      </w:r>
+      <w:r>
+        <w:rPr>
+          <w:rStyle w:val="AttributeTok"/>
+        </w:rPr>
+        <w:t xml:space="preserve">y =</w:t>
+      </w:r>
+      <w:r>
+        <w:rPr>
+          <w:rStyle w:val="NormalTok"/>
+        </w:rPr>
+        <w:t xml:space="preserve"> </w:t>
+      </w:r>
+      <w:r>
+        <w:rPr>
+          <w:rStyle w:val="StringTok"/>
+        </w:rPr>
+        <w:t xml:space="preserve">"Phase Shift (hours)"</w:t>
+      </w:r>
+      <w:r>
+        <w:rPr>
+          <w:rStyle w:val="NormalTok"/>
+        </w:rPr>
+        <w:t xml:space="preserve">) </w:t>
+      </w:r>
+    </w:p>
+    <w:p>
+      <w:pPr>
+        <w:pStyle w:val="SourceCode"/>
+      </w:pPr>
+      <w:r>
+        <w:rPr>
           <w:rStyle w:val="VerbatimChar"/>
         </w:rPr>
         <w:t xml:space="preserve">&lt;theme&gt; List of 147</w:t>
@@ -8086,6 +10329,152 @@
           <w:rStyle w:val="VerbatimChar"/>
         </w:rPr>
         <w:t xml:space="preserve">W = 0.7246, p-value = 4.091e-05</w:t>
+      </w:r>
+    </w:p>
+    <w:p>
+      <w:pPr>
+        <w:pStyle w:val="SourceCode"/>
+      </w:pPr>
+      <w:r>
+        <w:rPr>
+          <w:rStyle w:val="CommentTok"/>
+        </w:rPr>
+        <w:t xml:space="preserve"># Q-Q plot</w:t>
+      </w:r>
+      <w:r>
+        <w:br/>
+      </w:r>
+      <w:r>
+        <w:rPr>
+          <w:rStyle w:val="FunctionTok"/>
+        </w:rPr>
+        <w:t xml:space="preserve">qqnorm</w:t>
+      </w:r>
+      <w:r>
+        <w:rPr>
+          <w:rStyle w:val="NormalTok"/>
+        </w:rPr>
+        <w:t xml:space="preserve">(</w:t>
+      </w:r>
+      <w:r>
+        <w:rPr>
+          <w:rStyle w:val="FunctionTok"/>
+        </w:rPr>
+        <w:t xml:space="preserve">resid</w:t>
+      </w:r>
+      <w:r>
+        <w:rPr>
+          <w:rStyle w:val="NormalTok"/>
+        </w:rPr>
+        <w:t xml:space="preserve">(violated_model), </w:t>
+      </w:r>
+      <w:r>
+        <w:br/>
+      </w:r>
+      <w:r>
+        <w:rPr>
+          <w:rStyle w:val="NormalTok"/>
+        </w:rPr>
+        <w:t xml:space="preserve">       </w:t>
+      </w:r>
+      <w:r>
+        <w:rPr>
+          <w:rStyle w:val="AttributeTok"/>
+        </w:rPr>
+        <w:t xml:space="preserve">main =</w:t>
+      </w:r>
+      <w:r>
+        <w:rPr>
+          <w:rStyle w:val="NormalTok"/>
+        </w:rPr>
+        <w:t xml:space="preserve"> </w:t>
+      </w:r>
+      <w:r>
+        <w:rPr>
+          <w:rStyle w:val="StringTok"/>
+        </w:rPr>
+        <w:t xml:space="preserve">"Q-Q Plot: Violated Data"</w:t>
+      </w:r>
+      <w:r>
+        <w:rPr>
+          <w:rStyle w:val="NormalTok"/>
+        </w:rPr>
+        <w:t xml:space="preserve">)</w:t>
+      </w:r>
+      <w:r>
+        <w:br/>
+      </w:r>
+      <w:r>
+        <w:rPr>
+          <w:rStyle w:val="FunctionTok"/>
+        </w:rPr>
+        <w:t xml:space="preserve">qqline</w:t>
+      </w:r>
+      <w:r>
+        <w:rPr>
+          <w:rStyle w:val="NormalTok"/>
+        </w:rPr>
+        <w:t xml:space="preserve">(</w:t>
+      </w:r>
+      <w:r>
+        <w:rPr>
+          <w:rStyle w:val="FunctionTok"/>
+        </w:rPr>
+        <w:t xml:space="preserve">resid</w:t>
+      </w:r>
+      <w:r>
+        <w:rPr>
+          <w:rStyle w:val="NormalTok"/>
+        </w:rPr>
+        <w:t xml:space="preserve">(violated_model), </w:t>
+      </w:r>
+      <w:r>
+        <w:rPr>
+          <w:rStyle w:val="AttributeTok"/>
+        </w:rPr>
+        <w:t xml:space="preserve">col =</w:t>
+      </w:r>
+      <w:r>
+        <w:rPr>
+          <w:rStyle w:val="NormalTok"/>
+        </w:rPr>
+        <w:t xml:space="preserve"> </w:t>
+      </w:r>
+      <w:r>
+        <w:rPr>
+          <w:rStyle w:val="StringTok"/>
+        </w:rPr>
+        <w:t xml:space="preserve">"red"</w:t>
+      </w:r>
+      <w:r>
+        <w:rPr>
+          <w:rStyle w:val="NormalTok"/>
+        </w:rPr>
+        <w:t xml:space="preserve">, </w:t>
+      </w:r>
+      <w:r>
+        <w:rPr>
+          <w:rStyle w:val="AttributeTok"/>
+        </w:rPr>
+        <w:t xml:space="preserve">lwd =</w:t>
+      </w:r>
+      <w:r>
+        <w:rPr>
+          <w:rStyle w:val="NormalTok"/>
+        </w:rPr>
+        <w:t xml:space="preserve"> </w:t>
+      </w:r>
+      <w:r>
+        <w:rPr>
+          <w:rStyle w:val="DecValTok"/>
+        </w:rPr>
+        <w:t xml:space="preserve">2</w:t>
+      </w:r>
+      <w:r>
+        <w:rPr>
+          <w:rStyle w:val="NormalTok"/>
+        </w:rPr>
+        <w:t xml:space="preserve">)</w:t>
       </w:r>
     </w:p>
     <w:p>
@@ -8817,25 +11206,25 @@
         <w:t xml:space="preserve"> </w:t>
       </w:r>
       <w:r>
-        <w:t xml:space="preserve">- Both tests still detect differences</w:t>
-      </w:r>
-      <w:r>
-        <w:t xml:space="preserve"> </w:t>
-      </w:r>
-      <w:r>
-        <w:t xml:space="preserve">- Kruskal-Wallis more robust to violations</w:t>
-      </w:r>
-      <w:r>
-        <w:t xml:space="preserve"> </w:t>
-      </w:r>
-      <w:r>
-        <w:t xml:space="preserve">- Parametric test may give misleading results when assumptions violated</w:t>
-      </w:r>
-      <w:r>
-        <w:t xml:space="preserve"> </w:t>
-      </w:r>
-      <w:r>
-        <w:t xml:space="preserve">- Non-parametric test maintains validity</w:t>
+        <w:t xml:space="preserve">- Both tests still detect differences -</w:t>
+      </w:r>
+      <w:r>
+        <w:t xml:space="preserve"> </w:t>
+      </w:r>
+      <w:r>
+        <w:t xml:space="preserve">Kruskal-Wallis more robust to violations - Parametric test may give</w:t>
+      </w:r>
+      <w:r>
+        <w:t xml:space="preserve"> </w:t>
+      </w:r>
+      <w:r>
+        <w:t xml:space="preserve">misleading results when assumptions violated - Non-parametric test</w:t>
+      </w:r>
+      <w:r>
+        <w:t xml:space="preserve"> </w:t>
+      </w:r>
+      <w:r>
+        <w:t xml:space="preserve">maintains validity</w:t>
       </w:r>
     </w:p>
     <w:bookmarkEnd w:id="66"/>
@@ -8867,283 +11256,297 @@
           <w:b/>
           <w:bCs/>
         </w:rPr>
-        <w:t xml:space="preserve">Just like ANOVA, we need post-hoc tests to identify which groups differ:</w:t>
-      </w:r>
-    </w:p>
-    <w:p>
-      <w:pPr>
-        <w:pStyle w:val="SourceCode"/>
-      </w:pPr>
-      <w:r>
-        <w:rPr>
-          <w:rStyle w:val="CommentTok"/>
-        </w:rPr>
-        <w:t xml:space="preserve"># Pairwise Wilcoxon rank sum tests with </w:t>
-      </w:r>
-      <w:r>
-        <w:br/>
-      </w:r>
-      <w:r>
-        <w:rPr>
-          <w:rStyle w:val="CommentTok"/>
-        </w:rPr>
-        <w:t xml:space="preserve"># Bonferroni correction</w:t>
-      </w:r>
-      <w:r>
-        <w:br/>
-      </w:r>
-      <w:r>
-        <w:rPr>
-          <w:rStyle w:val="NormalTok"/>
-        </w:rPr>
-        <w:t xml:space="preserve">pairwise_original_result </w:t>
-      </w:r>
-      <w:r>
-        <w:rPr>
-          <w:rStyle w:val="OtherTok"/>
-        </w:rPr>
-        <w:t xml:space="preserve">&lt;-</w:t>
-      </w:r>
-      <w:r>
-        <w:rPr>
-          <w:rStyle w:val="NormalTok"/>
-        </w:rPr>
-        <w:t xml:space="preserve"> </w:t>
-      </w:r>
-      <w:r>
-        <w:rPr>
-          <w:rStyle w:val="FunctionTok"/>
-        </w:rPr>
-        <w:t xml:space="preserve">pairwise.wilcox.test</w:t>
-      </w:r>
-      <w:r>
-        <w:rPr>
-          <w:rStyle w:val="NormalTok"/>
-        </w:rPr>
-        <w:t xml:space="preserve">(</w:t>
-      </w:r>
-      <w:r>
-        <w:br/>
-      </w:r>
-      <w:r>
-        <w:rPr>
-          <w:rStyle w:val="NormalTok"/>
-        </w:rPr>
-        <w:t xml:space="preserve">  </w:t>
-      </w:r>
-      <w:r>
-        <w:rPr>
-          <w:rStyle w:val="AttributeTok"/>
-        </w:rPr>
-        <w:t xml:space="preserve">x =</w:t>
-      </w:r>
-      <w:r>
-        <w:rPr>
-          <w:rStyle w:val="NormalTok"/>
-        </w:rPr>
-        <w:t xml:space="preserve"> v_circ_df</w:t>
-      </w:r>
-      <w:r>
-        <w:rPr>
-          <w:rStyle w:val="SpecialCharTok"/>
-        </w:rPr>
-        <w:t xml:space="preserve">$</w:t>
-      </w:r>
-      <w:r>
-        <w:rPr>
-          <w:rStyle w:val="NormalTok"/>
-        </w:rPr>
-        <w:t xml:space="preserve">phase_shift,</w:t>
-      </w:r>
-      <w:r>
-        <w:br/>
-      </w:r>
-      <w:r>
-        <w:rPr>
-          <w:rStyle w:val="NormalTok"/>
-        </w:rPr>
-        <w:t xml:space="preserve">  </w:t>
-      </w:r>
-      <w:r>
-        <w:rPr>
-          <w:rStyle w:val="AttributeTok"/>
-        </w:rPr>
-        <w:t xml:space="preserve">g =</w:t>
-      </w:r>
-      <w:r>
-        <w:rPr>
-          <w:rStyle w:val="NormalTok"/>
-        </w:rPr>
-        <w:t xml:space="preserve"> v_circ_df</w:t>
-      </w:r>
-      <w:r>
-        <w:rPr>
-          <w:rStyle w:val="SpecialCharTok"/>
-        </w:rPr>
-        <w:t xml:space="preserve">$</w:t>
-      </w:r>
-      <w:r>
-        <w:rPr>
-          <w:rStyle w:val="NormalTok"/>
-        </w:rPr>
-        <w:t xml:space="preserve">treatment,</w:t>
-      </w:r>
-      <w:r>
-        <w:br/>
-      </w:r>
-      <w:r>
-        <w:rPr>
-          <w:rStyle w:val="NormalTok"/>
-        </w:rPr>
-        <w:t xml:space="preserve">  </w:t>
-      </w:r>
-      <w:r>
-        <w:rPr>
-          <w:rStyle w:val="AttributeTok"/>
-        </w:rPr>
-        <w:t xml:space="preserve">p.adjust.method =</w:t>
-      </w:r>
-      <w:r>
-        <w:rPr>
-          <w:rStyle w:val="NormalTok"/>
-        </w:rPr>
-        <w:t xml:space="preserve"> </w:t>
-      </w:r>
-      <w:r>
-        <w:rPr>
-          <w:rStyle w:val="StringTok"/>
-        </w:rPr>
-        <w:t xml:space="preserve">"bonferroni"</w:t>
-      </w:r>
-      <w:r>
-        <w:br/>
-      </w:r>
-      <w:r>
-        <w:rPr>
-          <w:rStyle w:val="NormalTok"/>
-        </w:rPr>
-        <w:t xml:space="preserve">)</w:t>
-      </w:r>
-      <w:r>
-        <w:br/>
-      </w:r>
-      <w:r>
-        <w:br/>
-      </w:r>
-      <w:r>
-        <w:rPr>
-          <w:rStyle w:val="NormalTok"/>
-        </w:rPr>
-        <w:t xml:space="preserve">pairwise_original_result</w:t>
-      </w:r>
-    </w:p>
-    <w:p>
-      <w:pPr>
-        <w:pStyle w:val="SourceCode"/>
-      </w:pPr>
-      <w:r>
-        <w:br/>
-      </w:r>
-      <w:r>
-        <w:rPr>
-          <w:rStyle w:val="VerbatimChar"/>
-        </w:rPr>
-        <w:t xml:space="preserve">    Pairwise comparisons using Wilcoxon rank sum exact test </w:t>
-      </w:r>
-      <w:r>
-        <w:br/>
-      </w:r>
-      <w:r>
-        <w:br/>
-      </w:r>
-      <w:r>
-        <w:rPr>
-          <w:rStyle w:val="VerbatimChar"/>
-        </w:rPr>
-        <w:t xml:space="preserve">data:  v_circ_df$phase_shift and v_circ_df$treatment </w:t>
-      </w:r>
-      <w:r>
-        <w:br/>
-      </w:r>
-      <w:r>
-        <w:br/>
-      </w:r>
-      <w:r>
-        <w:rPr>
-          <w:rStyle w:val="VerbatimChar"/>
-        </w:rPr>
-        <w:t xml:space="preserve">      Control Eyes  </w:t>
-      </w:r>
-      <w:r>
-        <w:br/>
-      </w:r>
-      <w:r>
-        <w:rPr>
-          <w:rStyle w:val="VerbatimChar"/>
-        </w:rPr>
-        <w:t xml:space="preserve">Eyes  0.0037  -     </w:t>
-      </w:r>
-      <w:r>
-        <w:br/>
-      </w:r>
-      <w:r>
-        <w:rPr>
-          <w:rStyle w:val="VerbatimChar"/>
-        </w:rPr>
-        <w:t xml:space="preserve">Knees 1.0000  0.0787</w:t>
-      </w:r>
-      <w:r>
-        <w:br/>
-      </w:r>
-      <w:r>
-        <w:br/>
-      </w:r>
-      <w:r>
-        <w:rPr>
-          <w:rStyle w:val="VerbatimChar"/>
-        </w:rPr>
-        <w:t xml:space="preserve">P value adjustment method: bonferroni </w:t>
-      </w:r>
-    </w:p>
-    <w:p>
-      <w:pPr>
-        <w:pStyle w:val="FirstParagraph"/>
-      </w:pPr>
+        <w:t xml:space="preserve">Just like ANOVA, we need post-hoc tests to identify which groups</w:t>
+      </w:r>
       <w:r>
         <w:rPr>
           <w:b/>
           <w:bCs/>
         </w:rPr>
-        <w:t xml:space="preserve">Interpretation of p-values:</w:t>
-      </w:r>
-      <w:r>
-        <w:t xml:space="preserve"> </w:t>
-      </w:r>
-      <w:r>
-        <w:t xml:space="preserve">- Control vs Eyes: p = 0.024 (significant)</w:t>
-      </w:r>
-      <w:r>
-        <w:t xml:space="preserve"> </w:t>
-      </w:r>
-      <w:r>
-        <w:t xml:space="preserve">- Control vs Knees: p = 1.000 (not significant)</w:t>
-      </w:r>
-      <w:r>
-        <w:t xml:space="preserve"> </w:t>
-      </w:r>
-      <w:r>
-        <w:t xml:space="preserve">- Eyes vs Knees: p = 0.078 (not significant)</w:t>
-      </w:r>
-    </w:p>
-    <w:p>
-      <w:pPr>
-        <w:pStyle w:val="BodyText"/>
-      </w:pPr>
+        <w:t xml:space="preserve"> </w:t>
+      </w:r>
       <w:r>
         <w:rPr>
           <w:b/>
           <w:bCs/>
         </w:rPr>
+        <w:t xml:space="preserve">differ:</w:t>
+      </w:r>
+    </w:p>
+    <w:p>
+      <w:pPr>
+        <w:pStyle w:val="SourceCode"/>
+      </w:pPr>
+      <w:r>
+        <w:rPr>
+          <w:rStyle w:val="CommentTok"/>
+        </w:rPr>
+        <w:t xml:space="preserve"># Pairwise Wilcoxon rank sum tests with </w:t>
+      </w:r>
+      <w:r>
+        <w:br/>
+      </w:r>
+      <w:r>
+        <w:rPr>
+          <w:rStyle w:val="CommentTok"/>
+        </w:rPr>
+        <w:t xml:space="preserve"># Bonferroni correction</w:t>
+      </w:r>
+      <w:r>
+        <w:br/>
+      </w:r>
+      <w:r>
+        <w:rPr>
+          <w:rStyle w:val="NormalTok"/>
+        </w:rPr>
+        <w:t xml:space="preserve">pairwise_original_result </w:t>
+      </w:r>
+      <w:r>
+        <w:rPr>
+          <w:rStyle w:val="OtherTok"/>
+        </w:rPr>
+        <w:t xml:space="preserve">&lt;-</w:t>
+      </w:r>
+      <w:r>
+        <w:rPr>
+          <w:rStyle w:val="NormalTok"/>
+        </w:rPr>
+        <w:t xml:space="preserve"> </w:t>
+      </w:r>
+      <w:r>
+        <w:rPr>
+          <w:rStyle w:val="FunctionTok"/>
+        </w:rPr>
+        <w:t xml:space="preserve">pairwise.wilcox.test</w:t>
+      </w:r>
+      <w:r>
+        <w:rPr>
+          <w:rStyle w:val="NormalTok"/>
+        </w:rPr>
+        <w:t xml:space="preserve">(</w:t>
+      </w:r>
+      <w:r>
+        <w:br/>
+      </w:r>
+      <w:r>
+        <w:rPr>
+          <w:rStyle w:val="NormalTok"/>
+        </w:rPr>
+        <w:t xml:space="preserve">  </w:t>
+      </w:r>
+      <w:r>
+        <w:rPr>
+          <w:rStyle w:val="AttributeTok"/>
+        </w:rPr>
+        <w:t xml:space="preserve">x =</w:t>
+      </w:r>
+      <w:r>
+        <w:rPr>
+          <w:rStyle w:val="NormalTok"/>
+        </w:rPr>
+        <w:t xml:space="preserve"> v_circ_df</w:t>
+      </w:r>
+      <w:r>
+        <w:rPr>
+          <w:rStyle w:val="SpecialCharTok"/>
+        </w:rPr>
+        <w:t xml:space="preserve">$</w:t>
+      </w:r>
+      <w:r>
+        <w:rPr>
+          <w:rStyle w:val="NormalTok"/>
+        </w:rPr>
+        <w:t xml:space="preserve">phase_shift,</w:t>
+      </w:r>
+      <w:r>
+        <w:br/>
+      </w:r>
+      <w:r>
+        <w:rPr>
+          <w:rStyle w:val="NormalTok"/>
+        </w:rPr>
+        <w:t xml:space="preserve">  </w:t>
+      </w:r>
+      <w:r>
+        <w:rPr>
+          <w:rStyle w:val="AttributeTok"/>
+        </w:rPr>
+        <w:t xml:space="preserve">g =</w:t>
+      </w:r>
+      <w:r>
+        <w:rPr>
+          <w:rStyle w:val="NormalTok"/>
+        </w:rPr>
+        <w:t xml:space="preserve"> v_circ_df</w:t>
+      </w:r>
+      <w:r>
+        <w:rPr>
+          <w:rStyle w:val="SpecialCharTok"/>
+        </w:rPr>
+        <w:t xml:space="preserve">$</w:t>
+      </w:r>
+      <w:r>
+        <w:rPr>
+          <w:rStyle w:val="NormalTok"/>
+        </w:rPr>
+        <w:t xml:space="preserve">treatment,</w:t>
+      </w:r>
+      <w:r>
+        <w:br/>
+      </w:r>
+      <w:r>
+        <w:rPr>
+          <w:rStyle w:val="NormalTok"/>
+        </w:rPr>
+        <w:t xml:space="preserve">  </w:t>
+      </w:r>
+      <w:r>
+        <w:rPr>
+          <w:rStyle w:val="AttributeTok"/>
+        </w:rPr>
+        <w:t xml:space="preserve">p.adjust.method =</w:t>
+      </w:r>
+      <w:r>
+        <w:rPr>
+          <w:rStyle w:val="NormalTok"/>
+        </w:rPr>
+        <w:t xml:space="preserve"> </w:t>
+      </w:r>
+      <w:r>
+        <w:rPr>
+          <w:rStyle w:val="StringTok"/>
+        </w:rPr>
+        <w:t xml:space="preserve">"bonferroni"</w:t>
+      </w:r>
+      <w:r>
+        <w:br/>
+      </w:r>
+      <w:r>
+        <w:rPr>
+          <w:rStyle w:val="NormalTok"/>
+        </w:rPr>
+        <w:t xml:space="preserve">)</w:t>
+      </w:r>
+      <w:r>
+        <w:br/>
+      </w:r>
+      <w:r>
+        <w:br/>
+      </w:r>
+      <w:r>
+        <w:rPr>
+          <w:rStyle w:val="NormalTok"/>
+        </w:rPr>
+        <w:t xml:space="preserve">pairwise_original_result</w:t>
+      </w:r>
+    </w:p>
+    <w:p>
+      <w:pPr>
+        <w:pStyle w:val="SourceCode"/>
+      </w:pPr>
+      <w:r>
+        <w:br/>
+      </w:r>
+      <w:r>
+        <w:rPr>
+          <w:rStyle w:val="VerbatimChar"/>
+        </w:rPr>
+        <w:t xml:space="preserve">    Pairwise comparisons using Wilcoxon rank sum exact test </w:t>
+      </w:r>
+      <w:r>
+        <w:br/>
+      </w:r>
+      <w:r>
+        <w:br/>
+      </w:r>
+      <w:r>
+        <w:rPr>
+          <w:rStyle w:val="VerbatimChar"/>
+        </w:rPr>
+        <w:t xml:space="preserve">data:  v_circ_df$phase_shift and v_circ_df$treatment </w:t>
+      </w:r>
+      <w:r>
+        <w:br/>
+      </w:r>
+      <w:r>
+        <w:br/>
+      </w:r>
+      <w:r>
+        <w:rPr>
+          <w:rStyle w:val="VerbatimChar"/>
+        </w:rPr>
+        <w:t xml:space="preserve">      Control Eyes  </w:t>
+      </w:r>
+      <w:r>
+        <w:br/>
+      </w:r>
+      <w:r>
+        <w:rPr>
+          <w:rStyle w:val="VerbatimChar"/>
+        </w:rPr>
+        <w:t xml:space="preserve">Eyes  0.0037  -     </w:t>
+      </w:r>
+      <w:r>
+        <w:br/>
+      </w:r>
+      <w:r>
+        <w:rPr>
+          <w:rStyle w:val="VerbatimChar"/>
+        </w:rPr>
+        <w:t xml:space="preserve">Knees 1.0000  0.0787</w:t>
+      </w:r>
+      <w:r>
+        <w:br/>
+      </w:r>
+      <w:r>
+        <w:br/>
+      </w:r>
+      <w:r>
+        <w:rPr>
+          <w:rStyle w:val="VerbatimChar"/>
+        </w:rPr>
+        <w:t xml:space="preserve">P value adjustment method: bonferroni </w:t>
+      </w:r>
+    </w:p>
+    <w:p>
+      <w:pPr>
+        <w:pStyle w:val="FirstParagraph"/>
+      </w:pPr>
+      <w:r>
+        <w:rPr>
+          <w:b/>
+          <w:bCs/>
+        </w:rPr>
+        <w:t xml:space="preserve">Interpretation of p-values:</w:t>
+      </w:r>
+      <w:r>
+        <w:t xml:space="preserve"> </w:t>
+      </w:r>
+      <w:r>
+        <w:t xml:space="preserve">- Control vs Eyes: p = 0.024</w:t>
+      </w:r>
+      <w:r>
+        <w:t xml:space="preserve"> </w:t>
+      </w:r>
+      <w:r>
+        <w:t xml:space="preserve">(significant) - Control vs Knees: p = 1.000 (not significant) - Eyes vs</w:t>
+      </w:r>
+      <w:r>
+        <w:t xml:space="preserve"> </w:t>
+      </w:r>
+      <w:r>
+        <w:t xml:space="preserve">Knees: p = 0.078 (not significant)</w:t>
+      </w:r>
+    </w:p>
+    <w:p>
+      <w:pPr>
+        <w:pStyle w:val="BodyText"/>
+      </w:pPr>
+      <w:r>
+        <w:rPr>
+          <w:b/>
+          <w:bCs/>
+        </w:rPr>
         <w:t xml:space="preserve">Common adjustment methods:</w:t>
       </w:r>
       <w:r>
@@ -9162,13 +11565,7 @@
         <w:t xml:space="preserve">"bonferroni"</w:t>
       </w:r>
       <w:r>
-        <w:t xml:space="preserve">: Most conservative</w:t>
-      </w:r>
-      <w:r>
-        <w:t xml:space="preserve"> </w:t>
-      </w:r>
-      <w:r>
-        <w:t xml:space="preserve">-</w:t>
+        <w:t xml:space="preserve">: Most conservative -</w:t>
       </w:r>
       <w:r>
         <w:t xml:space="preserve"> </w:t>
@@ -9180,13 +11577,7 @@
         <w:t xml:space="preserve">"holm"</w:t>
       </w:r>
       <w:r>
-        <w:t xml:space="preserve">: Less conservative than Bonferroni</w:t>
-      </w:r>
-      <w:r>
-        <w:t xml:space="preserve"> </w:t>
-      </w:r>
-      <w:r>
-        <w:t xml:space="preserve">-</w:t>
+        <w:t xml:space="preserve">: Less conservative than Bonferroni -</w:t>
       </w:r>
       <w:r>
         <w:t xml:space="preserve"> </w:t>
@@ -9198,13 +11589,13 @@
         <w:t xml:space="preserve">"BH"</w:t>
       </w:r>
       <w:r>
-        <w:t xml:space="preserve">: Benjamini-Hochberg (controls false discovery rate)</w:t>
-      </w:r>
-      <w:r>
-        <w:t xml:space="preserve"> </w:t>
-      </w:r>
-      <w:r>
-        <w:t xml:space="preserve">-</w:t>
+        <w:t xml:space="preserve">: Benjamini-Hochberg</w:t>
+      </w:r>
+      <w:r>
+        <w:t xml:space="preserve"> </w:t>
+      </w:r>
+      <w:r>
+        <w:t xml:space="preserve">(controls false discovery rate) -</w:t>
       </w:r>
       <w:r>
         <w:t xml:space="preserve"> </w:t>
@@ -9216,7 +11607,13 @@
         <w:t xml:space="preserve">"none"</w:t>
       </w:r>
       <w:r>
-        <w:t xml:space="preserve">: No adjustment (not recommended)</w:t>
+        <w:t xml:space="preserve">: No adjustment (not</w:t>
+      </w:r>
+      <w:r>
+        <w:t xml:space="preserve"> </w:t>
+      </w:r>
+      <w:r>
+        <w:t xml:space="preserve">recommended)</w:t>
       </w:r>
     </w:p>
     <w:bookmarkEnd w:id="68"/>
@@ -9484,233 +11881,300 @@
           <w:b/>
           <w:bCs/>
         </w:rPr>
-        <w:t xml:space="preserve">Dunn’s test is specifically designed for Kruskal-Wallis post-hoc comparisons:</w:t>
-      </w:r>
-    </w:p>
-    <w:p>
-      <w:pPr>
-        <w:pStyle w:val="SourceCode"/>
-      </w:pPr>
-      <w:r>
-        <w:rPr>
-          <w:rStyle w:val="FunctionTok"/>
-        </w:rPr>
-        <w:t xml:space="preserve">library</w:t>
-      </w:r>
-      <w:r>
-        <w:rPr>
-          <w:rStyle w:val="NormalTok"/>
-        </w:rPr>
-        <w:t xml:space="preserve">(FSA)</w:t>
-      </w:r>
-      <w:r>
-        <w:br/>
-      </w:r>
-      <w:r>
-        <w:br/>
-      </w:r>
-      <w:r>
-        <w:rPr>
-          <w:rStyle w:val="CommentTok"/>
-        </w:rPr>
-        <w:t xml:space="preserve"># Dunn's test on original data</w:t>
-      </w:r>
-      <w:r>
-        <w:br/>
-      </w:r>
-      <w:r>
-        <w:rPr>
-          <w:rStyle w:val="NormalTok"/>
-        </w:rPr>
-        <w:t xml:space="preserve">dunn_original_result </w:t>
-      </w:r>
-      <w:r>
-        <w:rPr>
-          <w:rStyle w:val="OtherTok"/>
-        </w:rPr>
-        <w:t xml:space="preserve">&lt;-</w:t>
-      </w:r>
-      <w:r>
-        <w:rPr>
-          <w:rStyle w:val="NormalTok"/>
-        </w:rPr>
-        <w:t xml:space="preserve"> </w:t>
-      </w:r>
-      <w:r>
-        <w:rPr>
-          <w:rStyle w:val="FunctionTok"/>
-        </w:rPr>
-        <w:t xml:space="preserve">dunnTest</w:t>
-      </w:r>
-      <w:r>
-        <w:rPr>
-          <w:rStyle w:val="NormalTok"/>
-        </w:rPr>
-        <w:t xml:space="preserve">(</w:t>
-      </w:r>
-      <w:r>
-        <w:br/>
-      </w:r>
-      <w:r>
-        <w:rPr>
-          <w:rStyle w:val="NormalTok"/>
-        </w:rPr>
-        <w:t xml:space="preserve">  phase_shift </w:t>
-      </w:r>
-      <w:r>
-        <w:rPr>
-          <w:rStyle w:val="SpecialCharTok"/>
-        </w:rPr>
-        <w:t xml:space="preserve">~</w:t>
-      </w:r>
-      <w:r>
-        <w:rPr>
-          <w:rStyle w:val="NormalTok"/>
-        </w:rPr>
-        <w:t xml:space="preserve"> treatment,</w:t>
-      </w:r>
-      <w:r>
-        <w:br/>
-      </w:r>
-      <w:r>
-        <w:rPr>
-          <w:rStyle w:val="NormalTok"/>
-        </w:rPr>
-        <w:t xml:space="preserve">  </w:t>
-      </w:r>
-      <w:r>
-        <w:rPr>
-          <w:rStyle w:val="AttributeTok"/>
-        </w:rPr>
-        <w:t xml:space="preserve">data =</w:t>
-      </w:r>
-      <w:r>
-        <w:rPr>
-          <w:rStyle w:val="NormalTok"/>
-        </w:rPr>
-        <w:t xml:space="preserve"> c_df,</w:t>
-      </w:r>
-      <w:r>
-        <w:br/>
-      </w:r>
-      <w:r>
-        <w:rPr>
-          <w:rStyle w:val="NormalTok"/>
-        </w:rPr>
-        <w:t xml:space="preserve">  </w:t>
-      </w:r>
-      <w:r>
-        <w:rPr>
-          <w:rStyle w:val="AttributeTok"/>
-        </w:rPr>
-        <w:t xml:space="preserve">method =</w:t>
-      </w:r>
-      <w:r>
-        <w:rPr>
-          <w:rStyle w:val="NormalTok"/>
-        </w:rPr>
-        <w:t xml:space="preserve"> </w:t>
-      </w:r>
-      <w:r>
-        <w:rPr>
-          <w:rStyle w:val="StringTok"/>
-        </w:rPr>
-        <w:t xml:space="preserve">"bonferroni"</w:t>
-      </w:r>
-      <w:r>
-        <w:br/>
-      </w:r>
-      <w:r>
-        <w:rPr>
-          <w:rStyle w:val="NormalTok"/>
-        </w:rPr>
-        <w:t xml:space="preserve">)</w:t>
-      </w:r>
-      <w:r>
-        <w:br/>
-      </w:r>
-      <w:r>
-        <w:br/>
-      </w:r>
-      <w:r>
-        <w:rPr>
-          <w:rStyle w:val="NormalTok"/>
-        </w:rPr>
-        <w:t xml:space="preserve">dunn_original_result</w:t>
-      </w:r>
-    </w:p>
-    <w:p>
-      <w:pPr>
-        <w:pStyle w:val="SourceCode"/>
-      </w:pPr>
-      <w:r>
-        <w:rPr>
-          <w:rStyle w:val="VerbatimChar"/>
-        </w:rPr>
-        <w:t xml:space="preserve">       Comparison          Z     P.unadj      P.adj</w:t>
-      </w:r>
-      <w:r>
-        <w:br/>
-      </w:r>
-      <w:r>
-        <w:rPr>
-          <w:rStyle w:val="VerbatimChar"/>
-        </w:rPr>
-        <w:t xml:space="preserve">1  Control - Eyes  2.7789287 0.005453849 0.01636155</w:t>
-      </w:r>
-      <w:r>
-        <w:br/>
-      </w:r>
-      <w:r>
-        <w:rPr>
-          <w:rStyle w:val="VerbatimChar"/>
-        </w:rPr>
-        <w:t xml:space="preserve">2 Control - Knees  0.1434629 0.885924641 1.00000000</w:t>
-      </w:r>
-      <w:r>
-        <w:br/>
-      </w:r>
-      <w:r>
-        <w:rPr>
-          <w:rStyle w:val="VerbatimChar"/>
-        </w:rPr>
-        <w:t xml:space="preserve">3    Eyes - Knees -2.5517789 0.010717452 0.03215236</w:t>
-      </w:r>
-    </w:p>
-    <w:p>
-      <w:pPr>
-        <w:pStyle w:val="FirstParagraph"/>
-      </w:pPr>
+        <w:t xml:space="preserve">Dunn’s test is specifically designed for Kruskal-Wallis post-hoc</w:t>
+      </w:r>
       <w:r>
         <w:rPr>
           <w:b/>
           <w:bCs/>
         </w:rPr>
+        <w:t xml:space="preserve"> </w:t>
+      </w:r>
+      <w:r>
+        <w:rPr>
+          <w:b/>
+          <w:bCs/>
+        </w:rPr>
+        <w:t xml:space="preserve">comparisons:</w:t>
+      </w:r>
+    </w:p>
+    <w:p>
+      <w:pPr>
+        <w:pStyle w:val="SourceCode"/>
+      </w:pPr>
+      <w:r>
+        <w:rPr>
+          <w:rStyle w:val="CommentTok"/>
+        </w:rPr>
+        <w:t xml:space="preserve">#| message: false</w:t>
+      </w:r>
+      <w:r>
+        <w:br/>
+      </w:r>
+      <w:r>
+        <w:rPr>
+          <w:rStyle w:val="CommentTok"/>
+        </w:rPr>
+        <w:t xml:space="preserve">#| warning: false</w:t>
+      </w:r>
+      <w:r>
+        <w:br/>
+      </w:r>
+      <w:r>
+        <w:br/>
+      </w:r>
+      <w:r>
+        <w:rPr>
+          <w:rStyle w:val="FunctionTok"/>
+        </w:rPr>
+        <w:t xml:space="preserve">library</w:t>
+      </w:r>
+      <w:r>
+        <w:rPr>
+          <w:rStyle w:val="NormalTok"/>
+        </w:rPr>
+        <w:t xml:space="preserve">(FSA)</w:t>
+      </w:r>
+      <w:r>
+        <w:br/>
+      </w:r>
+      <w:r>
+        <w:br/>
+      </w:r>
+      <w:r>
+        <w:rPr>
+          <w:rStyle w:val="CommentTok"/>
+        </w:rPr>
+        <w:t xml:space="preserve"># Dunn's test on original data</w:t>
+      </w:r>
+      <w:r>
+        <w:br/>
+      </w:r>
+      <w:r>
+        <w:rPr>
+          <w:rStyle w:val="NormalTok"/>
+        </w:rPr>
+        <w:t xml:space="preserve">dunn_original_result </w:t>
+      </w:r>
+      <w:r>
+        <w:rPr>
+          <w:rStyle w:val="OtherTok"/>
+        </w:rPr>
+        <w:t xml:space="preserve">&lt;-</w:t>
+      </w:r>
+      <w:r>
+        <w:rPr>
+          <w:rStyle w:val="NormalTok"/>
+        </w:rPr>
+        <w:t xml:space="preserve"> </w:t>
+      </w:r>
+      <w:r>
+        <w:rPr>
+          <w:rStyle w:val="FunctionTok"/>
+        </w:rPr>
+        <w:t xml:space="preserve">dunnTest</w:t>
+      </w:r>
+      <w:r>
+        <w:rPr>
+          <w:rStyle w:val="NormalTok"/>
+        </w:rPr>
+        <w:t xml:space="preserve">(</w:t>
+      </w:r>
+      <w:r>
+        <w:br/>
+      </w:r>
+      <w:r>
+        <w:rPr>
+          <w:rStyle w:val="NormalTok"/>
+        </w:rPr>
+        <w:t xml:space="preserve">  phase_shift </w:t>
+      </w:r>
+      <w:r>
+        <w:rPr>
+          <w:rStyle w:val="SpecialCharTok"/>
+        </w:rPr>
+        <w:t xml:space="preserve">~</w:t>
+      </w:r>
+      <w:r>
+        <w:rPr>
+          <w:rStyle w:val="NormalTok"/>
+        </w:rPr>
+        <w:t xml:space="preserve"> treatment,</w:t>
+      </w:r>
+      <w:r>
+        <w:br/>
+      </w:r>
+      <w:r>
+        <w:rPr>
+          <w:rStyle w:val="NormalTok"/>
+        </w:rPr>
+        <w:t xml:space="preserve">  </w:t>
+      </w:r>
+      <w:r>
+        <w:rPr>
+          <w:rStyle w:val="AttributeTok"/>
+        </w:rPr>
+        <w:t xml:space="preserve">data =</w:t>
+      </w:r>
+      <w:r>
+        <w:rPr>
+          <w:rStyle w:val="NormalTok"/>
+        </w:rPr>
+        <w:t xml:space="preserve"> c_df,</w:t>
+      </w:r>
+      <w:r>
+        <w:br/>
+      </w:r>
+      <w:r>
+        <w:rPr>
+          <w:rStyle w:val="NormalTok"/>
+        </w:rPr>
+        <w:t xml:space="preserve">  </w:t>
+      </w:r>
+      <w:r>
+        <w:rPr>
+          <w:rStyle w:val="AttributeTok"/>
+        </w:rPr>
+        <w:t xml:space="preserve">method =</w:t>
+      </w:r>
+      <w:r>
+        <w:rPr>
+          <w:rStyle w:val="NormalTok"/>
+        </w:rPr>
+        <w:t xml:space="preserve"> </w:t>
+      </w:r>
+      <w:r>
+        <w:rPr>
+          <w:rStyle w:val="StringTok"/>
+        </w:rPr>
+        <w:t xml:space="preserve">"bonferroni"</w:t>
+      </w:r>
+      <w:r>
+        <w:br/>
+      </w:r>
+      <w:r>
+        <w:rPr>
+          <w:rStyle w:val="NormalTok"/>
+        </w:rPr>
+        <w:t xml:space="preserve">)</w:t>
+      </w:r>
+    </w:p>
+    <w:p>
+      <w:pPr>
+        <w:pStyle w:val="SourceCode"/>
+      </w:pPr>
+      <w:r>
+        <w:rPr>
+          <w:rStyle w:val="VerbatimChar"/>
+        </w:rPr>
+        <w:t xml:space="preserve">Warning: treatment was coerced to a factor.</w:t>
+      </w:r>
+    </w:p>
+    <w:p>
+      <w:pPr>
+        <w:pStyle w:val="SourceCode"/>
+      </w:pPr>
+      <w:r>
+        <w:rPr>
+          <w:rStyle w:val="NormalTok"/>
+        </w:rPr>
+        <w:t xml:space="preserve">dunn_original_result</w:t>
+      </w:r>
+    </w:p>
+    <w:p>
+      <w:pPr>
+        <w:pStyle w:val="SourceCode"/>
+      </w:pPr>
+      <w:r>
+        <w:rPr>
+          <w:rStyle w:val="VerbatimChar"/>
+        </w:rPr>
+        <w:t xml:space="preserve">Dunn (1964) Kruskal-Wallis multiple comparison</w:t>
+      </w:r>
+    </w:p>
+    <w:p>
+      <w:pPr>
+        <w:pStyle w:val="SourceCode"/>
+      </w:pPr>
+      <w:r>
+        <w:rPr>
+          <w:rStyle w:val="VerbatimChar"/>
+        </w:rPr>
+        <w:t xml:space="preserve">  p-values adjusted with the Bonferroni method.</w:t>
+      </w:r>
+    </w:p>
+    <w:p>
+      <w:pPr>
+        <w:pStyle w:val="SourceCode"/>
+      </w:pPr>
+      <w:r>
+        <w:rPr>
+          <w:rStyle w:val="VerbatimChar"/>
+        </w:rPr>
+        <w:t xml:space="preserve">       Comparison          Z     P.unadj      P.adj</w:t>
+      </w:r>
+      <w:r>
+        <w:br/>
+      </w:r>
+      <w:r>
+        <w:rPr>
+          <w:rStyle w:val="VerbatimChar"/>
+        </w:rPr>
+        <w:t xml:space="preserve">1  Control - Eyes  2.7789287 0.005453849 0.01636155</w:t>
+      </w:r>
+      <w:r>
+        <w:br/>
+      </w:r>
+      <w:r>
+        <w:rPr>
+          <w:rStyle w:val="VerbatimChar"/>
+        </w:rPr>
+        <w:t xml:space="preserve">2 Control - Knees  0.1434629 0.885924641 1.00000000</w:t>
+      </w:r>
+      <w:r>
+        <w:br/>
+      </w:r>
+      <w:r>
+        <w:rPr>
+          <w:rStyle w:val="VerbatimChar"/>
+        </w:rPr>
+        <w:t xml:space="preserve">3    Eyes - Knees -2.5517789 0.010717452 0.03215236</w:t>
+      </w:r>
+    </w:p>
+    <w:p>
+      <w:pPr>
+        <w:pStyle w:val="FirstParagraph"/>
+      </w:pPr>
+      <w:r>
+        <w:rPr>
+          <w:b/>
+          <w:bCs/>
+        </w:rPr>
         <w:t xml:space="preserve">Advantages of Dunn’s test:</w:t>
       </w:r>
       <w:r>
         <w:t xml:space="preserve"> </w:t>
       </w:r>
       <w:r>
-        <w:t xml:space="preserve">- Designed specifically for Kruskal-Wallis</w:t>
-      </w:r>
-      <w:r>
-        <w:t xml:space="preserve"> </w:t>
-      </w:r>
-      <w:r>
-        <w:t xml:space="preserve">- Provides Z-statistics in addition to p-values</w:t>
-      </w:r>
-      <w:r>
-        <w:t xml:space="preserve"> </w:t>
-      </w:r>
-      <w:r>
-        <w:t xml:space="preserve">- Multiple adjustment methods available</w:t>
-      </w:r>
-      <w:r>
-        <w:t xml:space="preserve"> </w:t>
-      </w:r>
-      <w:r>
-        <w:t xml:space="preserve">- More appropriate than multiple Wilcoxon tests</w:t>
+        <w:t xml:space="preserve">- Designed specifically for</w:t>
+      </w:r>
+      <w:r>
+        <w:t xml:space="preserve"> </w:t>
+      </w:r>
+      <w:r>
+        <w:t xml:space="preserve">Kruskal-Wallis - Provides Z-statistics in addition to p-values -</w:t>
+      </w:r>
+      <w:r>
+        <w:t xml:space="preserve"> </w:t>
+      </w:r>
+      <w:r>
+        <w:t xml:space="preserve">Multiple adjustment methods available - More appropriate than multiple</w:t>
+      </w:r>
+      <w:r>
+        <w:t xml:space="preserve"> </w:t>
+      </w:r>
+      <w:r>
+        <w:t xml:space="preserve">Wilcoxon tests</w:t>
       </w:r>
     </w:p>
     <w:p>
@@ -9718,7 +12182,19 @@
         <w:pStyle w:val="BodyText"/>
       </w:pPr>
       <w:r>
-        <w:t xml:space="preserve">Z-statistic is a standardized test statistic that tells you how many standard deviations an observation or difference is from the expected value (usually zero, meaning</w:t>
+        <w:t xml:space="preserve">Z-statistic is a standardized test statistic that tells you how many</w:t>
+      </w:r>
+      <w:r>
+        <w:t xml:space="preserve"> </w:t>
+      </w:r>
+      <w:r>
+        <w:t xml:space="preserve">standard deviations an observation or difference is from the expected</w:t>
+      </w:r>
+      <w:r>
+        <w:t xml:space="preserve"> </w:t>
+      </w:r>
+      <w:r>
+        <w:t xml:space="preserve">value (usually zero, meaning</w:t>
       </w:r>
       <w:r>
         <w:t xml:space="preserve"> </w:t>
@@ -9748,6 +12224,18 @@
         <w:rPr>
           <w:rStyle w:val="CommentTok"/>
         </w:rPr>
+        <w:t xml:space="preserve">#| paged-print: false</w:t>
+      </w:r>
+      <w:r>
+        <w:br/>
+      </w:r>
+      <w:r>
+        <w:br/>
+      </w:r>
+      <w:r>
+        <w:rPr>
+          <w:rStyle w:val="CommentTok"/>
+        </w:rPr>
         <w:t xml:space="preserve"># Dunn's test on violated data</w:t>
       </w:r>
       <w:r>
@@ -9959,19 +12447,19 @@
         <w:t xml:space="preserve"> </w:t>
       </w:r>
       <w:r>
-        <w:t xml:space="preserve">- Large |Z| values indicate bigger differences</w:t>
-      </w:r>
-      <w:r>
-        <w:t xml:space="preserve"> </w:t>
-      </w:r>
-      <w:r>
-        <w:t xml:space="preserve">- Z &gt; 1.96 approximately equivalent to p &lt; 0.05</w:t>
-      </w:r>
-      <w:r>
-        <w:t xml:space="preserve"> </w:t>
-      </w:r>
-      <w:r>
-        <w:t xml:space="preserve">- Sign indicates direction of difference</w:t>
+        <w:t xml:space="preserve">- Large |Z| values indicate bigger</w:t>
+      </w:r>
+      <w:r>
+        <w:t xml:space="preserve"> </w:t>
+      </w:r>
+      <w:r>
+        <w:t xml:space="preserve">differences - Z &gt; 1.96 approximately equivalent to p &lt; 0.05 - Sign</w:t>
+      </w:r>
+      <w:r>
+        <w:t xml:space="preserve"> </w:t>
+      </w:r>
+      <w:r>
+        <w:t xml:space="preserve">indicates direction of difference</w:t>
       </w:r>
     </w:p>
     <w:bookmarkEnd w:id="72"/>
@@ -10015,7 +12503,13 @@
         </w:numPr>
       </w:pPr>
       <w:r>
-        <w:t xml:space="preserve">Ranking: Re-ranks data separately for each pair of groups being compared</w:t>
+        <w:t xml:space="preserve">Ranking: Re-ranks data separately for each pair of groups being</w:t>
+      </w:r>
+      <w:r>
+        <w:t xml:space="preserve"> </w:t>
+      </w:r>
+      <w:r>
+        <w:t xml:space="preserve">compared</w:t>
       </w:r>
     </w:p>
     <w:p>
@@ -10037,7 +12531,13 @@
         </w:numPr>
       </w:pPr>
       <w:r>
-        <w:t xml:space="preserve">Correction: Typically uses Bonferroni or other p-value adjustments</w:t>
+        <w:t xml:space="preserve">Correction: Typically uses Bonferroni or other p-value</w:t>
+      </w:r>
+      <w:r>
+        <w:t xml:space="preserve"> </w:t>
+      </w:r>
+      <w:r>
+        <w:t xml:space="preserve">adjustments</w:t>
       </w:r>
     </w:p>
     <w:p>
@@ -10085,7 +12585,13 @@
         </w:numPr>
       </w:pPr>
       <w:r>
-        <w:t xml:space="preserve">What it does: Pairwise comparisons specifically designed for Kruskal-Wallis</w:t>
+        <w:t xml:space="preserve">What it does: Pairwise comparisons specifically designed for</w:t>
+      </w:r>
+      <w:r>
+        <w:t xml:space="preserve"> </w:t>
+      </w:r>
+      <w:r>
+        <w:t xml:space="preserve">Kruskal-Wallis</w:t>
       </w:r>
     </w:p>
     <w:p>
@@ -10096,7 +12602,13 @@
         </w:numPr>
       </w:pPr>
       <w:r>
-        <w:t xml:space="preserve">Ranking: Uses the same overall ranking from the original Kruskal-Wallis test</w:t>
+        <w:t xml:space="preserve">Ranking: Uses the same overall ranking from the original</w:t>
+      </w:r>
+      <w:r>
+        <w:t xml:space="preserve"> </w:t>
+      </w:r>
+      <w:r>
+        <w:t xml:space="preserve">Kruskal-Wallis test</w:t>
       </w:r>
     </w:p>
     <w:p>
@@ -10213,7 +12725,13 @@
         </w:numPr>
       </w:pPr>
       <w:r>
-        <w:t xml:space="preserve">✅ More statistically appropriate for the omnibus test you ran</w:t>
+        <w:t xml:space="preserve">✅ More statistically appropriate for the omnibus test you</w:t>
+      </w:r>
+      <w:r>
+        <w:t xml:space="preserve"> </w:t>
+      </w:r>
+      <w:r>
+        <w:t xml:space="preserve">ran</w:t>
       </w:r>
     </w:p>
     <w:p>
@@ -10236,7 +12754,19 @@
         </w:numPr>
       </w:pPr>
       <w:r>
-        <w:t xml:space="preserve">Wilcoxon is fine for simple two-group comparisons, but when you’ve already done Kruskal-Wallis (a 3+ group test), - Dunn’s is the standard choice.</w:t>
+        <w:t xml:space="preserve">Wilcoxon is fine for simple two-group comparisons, but when</w:t>
+      </w:r>
+      <w:r>
+        <w:t xml:space="preserve"> </w:t>
+      </w:r>
+      <w:r>
+        <w:t xml:space="preserve">you’ve already done Kruskal-Wallis (a 3+ group test), - Dunn’s</w:t>
+      </w:r>
+      <w:r>
+        <w:t xml:space="preserve"> </w:t>
+      </w:r>
+      <w:r>
+        <w:t xml:space="preserve">is the standard choice.</w:t>
       </w:r>
     </w:p>
     <w:p>
@@ -10258,7 +12788,13 @@
         </w:numPr>
       </w:pPr>
       <w:r>
-        <w:t xml:space="preserve">Dunn’s test uses those same ranks. Wilcoxon throws away that information and re-ranks for each pair.</w:t>
+        <w:t xml:space="preserve">Dunn’s test uses those same ranks. Wilcoxon throws away that</w:t>
+      </w:r>
+      <w:r>
+        <w:t xml:space="preserve"> </w:t>
+      </w:r>
+      <w:r>
+        <w:t xml:space="preserve">information and re-ranks for each pair.</w:t>
       </w:r>
     </w:p>
     <w:bookmarkEnd w:id="74"/>
